--- a/docs/DRC-Pay-Staff-Guide.docx
+++ b/docs/DRC-Pay-Staff-Guide.docx
@@ -2,27 +2,114 @@
 <file path=word/document.xml><?xml version="1.0" encoding="utf-8"?>
 <w:document xmlns:w="http://schemas.openxmlformats.org/wordprocessingml/2006/main" xmlns:m="http://schemas.openxmlformats.org/officeDocument/2006/math" xmlns:r="http://schemas.openxmlformats.org/officeDocument/2006/relationships" xmlns:o="urn:schemas-microsoft-com:office:office" xmlns:v="urn:schemas-microsoft-com:vml" xmlns:w10="urn:schemas-microsoft-com:office:word" xmlns:a="http://schemas.openxmlformats.org/drawingml/2006/main" xmlns:pic="http://schemas.openxmlformats.org/drawingml/2006/picture" xmlns:wp="http://schemas.openxmlformats.org/drawingml/2006/wordprocessingDrawing">
   <w:body>
-    <w:bookmarkStart w:id="31" w:name="drc-pay---staff-guide"/>
-    <w:p>
-      <w:pPr>
-        <w:pStyle w:val="Heading1"/>
-      </w:pPr>
-      <w:r>
-        <w:t xml:space="preserve">DRC Pay - Staff Guide</w:t>
-      </w:r>
-    </w:p>
+    <w:p>
+      <w:pPr>
+        <w:pStyle w:val="Title"/>
+      </w:pPr>
+      <w:r>
+        <w:t xml:space="preserve">DRC</w:t>
+      </w:r>
+      <w:r>
+        <w:t xml:space="preserve"> </w:t>
+      </w:r>
+      <w:r>
+        <w:t xml:space="preserve">Pay</w:t>
+      </w:r>
+      <w:r>
+        <w:t xml:space="preserve"> </w:t>
+      </w:r>
+      <w:r>
+        <w:t xml:space="preserve">-</w:t>
+      </w:r>
+      <w:r>
+        <w:t xml:space="preserve"> </w:t>
+      </w:r>
+      <w:r>
+        <w:t xml:space="preserve">Staff</w:t>
+      </w:r>
+      <w:r>
+        <w:t xml:space="preserve"> </w:t>
+      </w:r>
+      <w:r>
+        <w:t xml:space="preserve">Guide</w:t>
+      </w:r>
+    </w:p>
+    <w:p>
+      <w:pPr>
+        <w:pStyle w:val="Subtitle"/>
+      </w:pPr>
+      <w:r>
+        <w:t xml:space="preserve">For</w:t>
+      </w:r>
+      <w:r>
+        <w:t xml:space="preserve"> </w:t>
+      </w:r>
+      <w:r>
+        <w:t xml:space="preserve">the</w:t>
+      </w:r>
+      <w:r>
+        <w:t xml:space="preserve"> </w:t>
+      </w:r>
+      <w:r>
+        <w:t xml:space="preserve">person</w:t>
+      </w:r>
+      <w:r>
+        <w:t xml:space="preserve"> </w:t>
+      </w:r>
+      <w:r>
+        <w:t xml:space="preserve">who</w:t>
+      </w:r>
+      <w:r>
+        <w:t xml:space="preserve"> </w:t>
+      </w:r>
+      <w:r>
+        <w:t xml:space="preserve">approves</w:t>
+      </w:r>
+      <w:r>
+        <w:t xml:space="preserve"> </w:t>
+      </w:r>
+      <w:r>
+        <w:t xml:space="preserve">businesses</w:t>
+      </w:r>
+    </w:p>
+    <w:sdt>
+      <w:sdtPr>
+        <w:docPartObj>
+          <w:docPartGallery w:val="Table of Contents"/>
+          <w:docPartUnique/>
+        </w:docPartObj>
+      </w:sdtPr>
+      <w:sdtContent>
+        <w:p>
+          <w:pPr>
+            <w:pStyle w:val="TOCHeading"/>
+          </w:pPr>
+          <w:r>
+            <w:t xml:space="preserve">Table of Contents</w:t>
+          </w:r>
+        </w:p>
+        <w:p>
+          <w:r>
+            <w:fldChar w:fldCharType="begin" w:dirty="true"/>
+            <w:instrText xml:space="preserve">TOC \o "1-2" \h \z \u</w:instrText>
+            <w:fldChar w:fldCharType="separate"/>
+            <w:fldChar w:fldCharType="end"/>
+          </w:r>
+        </w:p>
+      </w:sdtContent>
+    </w:sdt>
     <w:p>
       <w:pPr>
         <w:pStyle w:val="FirstParagraph"/>
       </w:pPr>
       <w:r>
-        <w:t xml:space="preserve">For the person who approves businesses and manages who else can do that.</w:t>
-      </w:r>
-      <w:r>
-        <w:t xml:space="preserve"> </w:t>
-      </w:r>
-      <w:r>
-        <w:t xml:space="preserve">You do not need to understand how the app is built to use this guide.</w:t>
+        <w:t xml:space="preserve">This guide is for the person who approves businesses and manages who else can do that.</w:t>
+      </w:r>
+      <w:r>
+        <w:t xml:space="preserve"> </w:t>
+      </w:r>
+      <w:r>
+        <w:t xml:space="preserve">You do not need to understand how the app is built to use it.</w:t>
       </w:r>
     </w:p>
     <w:p>
@@ -30,7 +117,7 @@
         <w:pStyle w:val="BodyText"/>
       </w:pPr>
       <w:r>
-        <w:t xml:space="preserve">Everything here happens on one page: the</w:t>
+        <w:t xml:space="preserve">Almost everything happens on one page: the</w:t>
       </w:r>
       <w:r>
         <w:t xml:space="preserve"> </w:t>
@@ -59,7 +146,7 @@
         <w:pStyle w:val="Heading2"/>
       </w:pPr>
       <w:r>
-        <w:t xml:space="preserve">The three pages, and which one is yours</w:t>
+        <w:t xml:space="preserve">1. The three pages, and which one is yours</w:t>
       </w:r>
     </w:p>
     <w:p>
@@ -107,7 +194,7 @@
               <w:jc w:val="left"/>
             </w:pPr>
             <w:r>
-              <w:t xml:space="preserve">Web address ends in</w:t>
+              <w:t xml:space="preserve">Address ends in</w:t>
             </w:r>
           </w:p>
         </w:tc>
@@ -183,7 +270,7 @@
               <w:jc w:val="left"/>
             </w:pPr>
             <w:r>
-              <w:t xml:space="preserve">Business owners. They take payments here.</w:t>
+              <w:t xml:space="preserve">Business owners taking payments.</w:t>
             </w:r>
           </w:p>
         </w:tc>
@@ -262,13 +349,36 @@
         <w:t xml:space="preserve"> </w:t>
       </w:r>
       <w:r>
-        <w:t xml:space="preserve">username or password is wrong. That is deliberate, not a fault: staff and business accounts are kept</w:t>
-      </w:r>
-      <w:r>
-        <w:t xml:space="preserve"> </w:t>
-      </w:r>
-      <w:r>
-        <w:t xml:space="preserve">completely separate, so neither can see the other’s information.</w:t>
+        <w:t xml:space="preserve">username or password is wrong. That is deliberate, not a fault: staff accounts and business accounts</w:t>
+      </w:r>
+      <w:r>
+        <w:t xml:space="preserve"> </w:t>
+      </w:r>
+      <w:r>
+        <w:t xml:space="preserve">are kept completely separate, so neither can see the other’s information.</w:t>
+      </w:r>
+    </w:p>
+    <w:p>
+      <w:pPr>
+        <w:pStyle w:val="BodyText"/>
+      </w:pPr>
+      <w:r>
+        <w:t xml:space="preserve">This catches people out because the plain web address sends you to the Merchant page. Add</w:t>
+      </w:r>
+      <w:r>
+        <w:t xml:space="preserve"> </w:t>
+      </w:r>
+      <w:r>
+        <w:rPr>
+          <w:rStyle w:val="VerbatimChar"/>
+        </w:rPr>
+        <w:t xml:space="preserve">/staff/</w:t>
+      </w:r>
+      <w:r>
+        <w:t xml:space="preserve"> </w:t>
+      </w:r>
+      <w:r>
+        <w:t xml:space="preserve">to the end, and bookmark it.</w:t>
       </w:r>
     </w:p>
     <w:p>
@@ -279,13 +389,13 @@
       </w:r>
     </w:p>
     <w:bookmarkEnd w:id="20"/>
-    <w:bookmarkStart w:id="21" w:name="signing-in"/>
+    <w:bookmarkStart w:id="22" w:name="signing-in"/>
     <w:p>
       <w:pPr>
         <w:pStyle w:val="Heading2"/>
       </w:pPr>
       <w:r>
-        <w:t xml:space="preserve">Signing in</w:t>
+        <w:t xml:space="preserve">2. Signing in</w:t>
       </w:r>
     </w:p>
     <w:p>
@@ -293,7 +403,7 @@
         <w:pStyle w:val="FirstParagraph"/>
       </w:pPr>
       <w:r>
-        <w:t xml:space="preserve">Open the Staff page web address. You will be asked for a password</w:t>
+        <w:t xml:space="preserve">The Staff page asks for a password</w:t>
       </w:r>
       <w:r>
         <w:t xml:space="preserve"> </w:t>
@@ -306,7 +416,331 @@
         <w:t xml:space="preserve">twice</w:t>
       </w:r>
       <w:r>
-        <w:t xml:space="preserve">, and they are different.</w:t>
+        <w:t xml:space="preserve">, and they are two different passwords.</w:t>
+      </w:r>
+    </w:p>
+    <w:tbl>
+      <w:tblPr>
+        <w:tblStyle w:val="Table"/>
+        <w:tblW w:type="pct" w:w="5000.0"/>
+        <w:tblLook w:firstRow="1" w:lastRow="0" w:firstColumn="0" w:lastColumn="0" w:noHBand="0" w:noVBand="0" w:val="0020"/>
+      </w:tblPr>
+      <w:tblGrid>
+        <w:gridCol w:w="2640"/>
+        <w:gridCol w:w="2640"/>
+        <w:gridCol w:w="2640"/>
+      </w:tblGrid>
+      <w:tr>
+        <w:tc>
+          <w:p>
+            <w:pPr>
+              <w:pStyle w:val="Compact"/>
+              <w:jc w:val="left"/>
+            </w:pPr>
+            <w:r>
+              <w:t xml:space="preserve">Step</w:t>
+            </w:r>
+          </w:p>
+        </w:tc>
+        <w:tc>
+          <w:p>
+            <w:pPr>
+              <w:pStyle w:val="Compact"/>
+              <w:jc w:val="left"/>
+            </w:pPr>
+            <w:r>
+              <w:t xml:space="preserve">What appears</w:t>
+            </w:r>
+          </w:p>
+        </w:tc>
+        <w:tc>
+          <w:p>
+            <w:pPr>
+              <w:pStyle w:val="Compact"/>
+              <w:jc w:val="left"/>
+            </w:pPr>
+            <w:r>
+              <w:t xml:space="preserve">What to enter</w:t>
+            </w:r>
+          </w:p>
+        </w:tc>
+      </w:tr>
+      <w:tr>
+        <w:tc>
+          <w:p>
+            <w:pPr>
+              <w:pStyle w:val="Compact"/>
+              <w:jc w:val="left"/>
+            </w:pPr>
+            <w:r>
+              <w:t xml:space="preserve">1</w:t>
+            </w:r>
+          </w:p>
+        </w:tc>
+        <w:tc>
+          <w:p>
+            <w:pPr>
+              <w:pStyle w:val="Compact"/>
+              <w:jc w:val="left"/>
+            </w:pPr>
+            <w:r>
+              <w:t xml:space="preserve">A small grey box from your browser</w:t>
+            </w:r>
+          </w:p>
+        </w:tc>
+        <w:tc>
+          <w:p>
+            <w:pPr>
+              <w:pStyle w:val="Compact"/>
+              <w:jc w:val="left"/>
+            </w:pPr>
+            <w:r>
+              <w:t xml:space="preserve">Username</w:t>
+            </w:r>
+            <w:r>
+              <w:t xml:space="preserve"> </w:t>
+            </w:r>
+            <w:r>
+              <w:rPr>
+                <w:rStyle w:val="VerbatimChar"/>
+              </w:rPr>
+              <w:t xml:space="preserve">drcpay</w:t>
+            </w:r>
+            <w:r>
+              <w:t xml:space="preserve">, and the shared site password</w:t>
+            </w:r>
+          </w:p>
+        </w:tc>
+      </w:tr>
+      <w:tr>
+        <w:tc>
+          <w:p>
+            <w:pPr>
+              <w:pStyle w:val="Compact"/>
+              <w:jc w:val="left"/>
+            </w:pPr>
+            <w:r>
+              <w:t xml:space="preserve">2</w:t>
+            </w:r>
+          </w:p>
+        </w:tc>
+        <w:tc>
+          <w:p>
+            <w:pPr>
+              <w:pStyle w:val="Compact"/>
+              <w:jc w:val="left"/>
+            </w:pPr>
+            <w:r>
+              <w:t xml:space="preserve">The page’s own</w:t>
+            </w:r>
+            <w:r>
+              <w:t xml:space="preserve"> </w:t>
+            </w:r>
+            <w:r>
+              <w:t xml:space="preserve">“</w:t>
+            </w:r>
+            <w:r>
+              <w:t xml:space="preserve">Staff sign in</w:t>
+            </w:r>
+            <w:r>
+              <w:t xml:space="preserve">”</w:t>
+            </w:r>
+            <w:r>
+              <w:t xml:space="preserve"> </w:t>
+            </w:r>
+            <w:r>
+              <w:t xml:space="preserve">form</w:t>
+            </w:r>
+          </w:p>
+        </w:tc>
+        <w:tc>
+          <w:p>
+            <w:pPr>
+              <w:pStyle w:val="Compact"/>
+              <w:jc w:val="left"/>
+            </w:pPr>
+            <w:r>
+              <w:rPr>
+                <w:bCs/>
+                <w:b/>
+              </w:rPr>
+              <w:t xml:space="preserve">Your own</w:t>
+            </w:r>
+            <w:r>
+              <w:t xml:space="preserve"> </w:t>
+            </w:r>
+            <w:r>
+              <w:t xml:space="preserve">staff username and password</w:t>
+            </w:r>
+          </w:p>
+        </w:tc>
+      </w:tr>
+    </w:tbl>
+    <w:p>
+      <w:pPr>
+        <w:pStyle w:val="BodyText"/>
+      </w:pPr>
+      <w:r>
+        <w:t xml:space="preserve">Step 1 is a shared password protecting the whole demo site. Step 2 is your personal account.</w:t>
+      </w:r>
+    </w:p>
+    <w:p>
+      <w:pPr>
+        <w:pStyle w:val="CaptionedFigure"/>
+      </w:pPr>
+      <w:r>
+        <w:drawing>
+          <wp:inline>
+            <wp:extent cx="2926080" cy="3018482"/>
+            <wp:effectExtent b="0" l="0" r="0" t="0"/>
+            <wp:docPr descr="The staff sign-in form" title="" id="1" name="Picture"/>
+            <a:graphic>
+              <a:graphicData uri="http://schemas.openxmlformats.org/drawingml/2006/picture">
+                <pic:pic>
+                  <pic:nvPicPr>
+                    <pic:cNvPr descr="images/staff-sign-in.png" id="0" name="Picture"/>
+                    <pic:cNvPicPr>
+                      <a:picLocks noChangeArrowheads="1" noChangeAspect="1"/>
+                    </pic:cNvPicPr>
+                  </pic:nvPicPr>
+                  <pic:blipFill>
+                    <a:blip r:embed="rId21"/>
+                    <a:stretch>
+                      <a:fillRect/>
+                    </a:stretch>
+                  </pic:blipFill>
+                  <pic:spPr bwMode="auto">
+                    <a:xfrm>
+                      <a:off x="0" y="0"/>
+                      <a:ext cx="2926080" cy="3018482"/>
+                    </a:xfrm>
+                    <a:prstGeom prst="rect">
+                      <a:avLst/>
+                    </a:prstGeom>
+                    <a:noFill/>
+                    <a:ln w="9525">
+                      <a:noFill/>
+                      <a:headEnd/>
+                      <a:tailEnd/>
+                    </a:ln>
+                  </pic:spPr>
+                </pic:pic>
+              </a:graphicData>
+            </a:graphic>
+          </wp:inline>
+        </w:drawing>
+      </w:r>
+    </w:p>
+    <w:p>
+      <w:pPr>
+        <w:pStyle w:val="ImageCaption"/>
+      </w:pPr>
+      <w:r>
+        <w:t xml:space="preserve">The staff sign-in form</w:t>
+      </w:r>
+    </w:p>
+    <w:p>
+      <w:pPr>
+        <w:pStyle w:val="BodyText"/>
+      </w:pPr>
+      <w:r>
+        <w:t xml:space="preserve">If you never get past the grey box to this form, you are on the wrong address.</w:t>
+      </w:r>
+    </w:p>
+    <w:p>
+      <w:r>
+        <w:pict>
+          <v:rect style="width:0;height:1.5pt" o:hralign="center" o:hrstd="t" o:hr="t"/>
+        </w:pict>
+      </w:r>
+    </w:p>
+    <w:bookmarkEnd w:id="22"/>
+    <w:bookmarkStart w:id="27" w:name="approving-a-business"/>
+    <w:p>
+      <w:pPr>
+        <w:pStyle w:val="Heading2"/>
+      </w:pPr>
+      <w:r>
+        <w:t xml:space="preserve">3. Approving a business</w:t>
+      </w:r>
+    </w:p>
+    <w:p>
+      <w:pPr>
+        <w:pStyle w:val="FirstParagraph"/>
+      </w:pPr>
+      <w:r>
+        <w:t xml:space="preserve">When a business signs up it lands in a waiting state. Until you approve it, that business</w:t>
+      </w:r>
+      <w:r>
+        <w:t xml:space="preserve"> </w:t>
+      </w:r>
+      <w:r>
+        <w:rPr>
+          <w:bCs/>
+          <w:b/>
+        </w:rPr>
+        <w:t xml:space="preserve">cannot sign in and cannot take any money.</w:t>
+      </w:r>
+      <w:r>
+        <w:t xml:space="preserve"> </w:t>
+      </w:r>
+      <w:r>
+        <w:t xml:space="preserve">Nothing happens automatically. It waits for you.</w:t>
+      </w:r>
+    </w:p>
+    <w:p>
+      <w:pPr>
+        <w:pStyle w:val="CaptionedFigure"/>
+      </w:pPr>
+      <w:r>
+        <w:drawing>
+          <wp:inline>
+            <wp:extent cx="5334000" cy="3109362"/>
+            <wp:effectExtent b="0" l="0" r="0" t="0"/>
+            <wp:docPr descr="The list of businesses waiting for approval" title="" id="1" name="Picture"/>
+            <a:graphic>
+              <a:graphicData uri="http://schemas.openxmlformats.org/drawingml/2006/picture">
+                <pic:pic>
+                  <pic:nvPicPr>
+                    <pic:cNvPr descr="images/staff-pending.png" id="0" name="Picture"/>
+                    <pic:cNvPicPr>
+                      <a:picLocks noChangeArrowheads="1" noChangeAspect="1"/>
+                    </pic:cNvPicPr>
+                  </pic:nvPicPr>
+                  <pic:blipFill>
+                    <a:blip r:embed="rId23"/>
+                    <a:stretch>
+                      <a:fillRect/>
+                    </a:stretch>
+                  </pic:blipFill>
+                  <pic:spPr bwMode="auto">
+                    <a:xfrm>
+                      <a:off x="0" y="0"/>
+                      <a:ext cx="5334000" cy="3109362"/>
+                    </a:xfrm>
+                    <a:prstGeom prst="rect">
+                      <a:avLst/>
+                    </a:prstGeom>
+                    <a:noFill/>
+                    <a:ln w="9525">
+                      <a:noFill/>
+                      <a:headEnd/>
+                      <a:tailEnd/>
+                    </a:ln>
+                  </pic:spPr>
+                </pic:pic>
+              </a:graphicData>
+            </a:graphic>
+          </wp:inline>
+        </w:drawing>
+      </w:r>
+    </w:p>
+    <w:p>
+      <w:pPr>
+        <w:pStyle w:val="ImageCaption"/>
+      </w:pPr>
+      <w:r>
+        <w:t xml:space="preserve">The list of businesses waiting for approval</w:t>
       </w:r>
     </w:p>
     <w:p>
@@ -318,35 +752,7 @@
         <w:pStyle w:val="Compact"/>
       </w:pPr>
       <w:r>
-        <w:rPr>
-          <w:bCs/>
-          <w:b/>
-        </w:rPr>
-        <w:t xml:space="preserve">A small box from your browser.</w:t>
-      </w:r>
-      <w:r>
-        <w:t xml:space="preserve"> </w:t>
-      </w:r>
-      <w:r>
-        <w:t xml:space="preserve">This is the shared site password that protects the whole</w:t>
-      </w:r>
-      <w:r>
-        <w:t xml:space="preserve"> </w:t>
-      </w:r>
-      <w:r>
-        <w:t xml:space="preserve">demo site. Username:</w:t>
-      </w:r>
-      <w:r>
-        <w:t xml:space="preserve"> </w:t>
-      </w:r>
-      <w:r>
-        <w:rPr>
-          <w:rStyle w:val="VerbatimChar"/>
-        </w:rPr>
-        <w:t xml:space="preserve">drcpay</w:t>
-      </w:r>
-      <w:r>
-        <w:t xml:space="preserve">. Password: the shared site password.</w:t>
+        <w:t xml:space="preserve">Sign in to the Staff page.</w:t>
       </w:r>
     </w:p>
     <w:p>
@@ -358,17 +764,62 @@
         <w:pStyle w:val="Compact"/>
       </w:pPr>
       <w:r>
+        <w:t xml:space="preserve">Look at</w:t>
+      </w:r>
+      <w:r>
+        <w:t xml:space="preserve"> </w:t>
+      </w:r>
+      <w:r>
         <w:rPr>
           <w:bCs/>
           <w:b/>
         </w:rPr>
-        <w:t xml:space="preserve">The page’s own</w:t>
+        <w:t xml:space="preserve">Merchant sign-ups</w:t>
+      </w:r>
+      <w:r>
+        <w:t xml:space="preserve">. The</w:t>
+      </w:r>
+      <w:r>
+        <w:t xml:space="preserve"> </w:t>
       </w:r>
       <w:r>
         <w:rPr>
           <w:bCs/>
           <w:b/>
         </w:rPr>
+        <w:t xml:space="preserve">Pending</w:t>
+      </w:r>
+      <w:r>
+        <w:t xml:space="preserve"> </w:t>
+      </w:r>
+      <w:r>
+        <w:t xml:space="preserve">tab is already selected and lists everyone waiting.</w:t>
+      </w:r>
+    </w:p>
+    <w:p>
+      <w:pPr>
+        <w:numPr>
+          <w:ilvl w:val="0"/>
+          <w:numId w:val="1001"/>
+        </w:numPr>
+        <w:pStyle w:val="Compact"/>
+      </w:pPr>
+      <w:r>
+        <w:t xml:space="preserve">Read the details (see the table below).</w:t>
+      </w:r>
+    </w:p>
+    <w:p>
+      <w:pPr>
+        <w:numPr>
+          <w:ilvl w:val="0"/>
+          <w:numId w:val="1001"/>
+        </w:numPr>
+        <w:pStyle w:val="Compact"/>
+      </w:pPr>
+      <w:r>
+        <w:t xml:space="preserve">Click</w:t>
+      </w:r>
+      <w:r>
         <w:t xml:space="preserve"> </w:t>
       </w:r>
       <w:r>
@@ -376,57 +827,26 @@
           <w:bCs/>
           <w:b/>
         </w:rPr>
-        <w:t xml:space="preserve">“</w:t>
+        <w:t xml:space="preserve">Approve</w:t>
+      </w:r>
+      <w:r>
+        <w:t xml:space="preserve"> </w:t>
+      </w:r>
+      <w:r>
+        <w:t xml:space="preserve">or</w:t>
+      </w:r>
+      <w:r>
+        <w:t xml:space="preserve"> </w:t>
       </w:r>
       <w:r>
         <w:rPr>
           <w:bCs/>
           <w:b/>
         </w:rPr>
-        <w:t xml:space="preserve">Staff sign in</w:t>
-      </w:r>
-      <w:r>
-        <w:rPr>
-          <w:bCs/>
-          <w:b/>
-        </w:rPr>
-        <w:t xml:space="preserve">”</w:t>
-      </w:r>
-      <w:r>
-        <w:rPr>
-          <w:bCs/>
-          <w:b/>
-        </w:rPr>
-        <w:t xml:space="preserve"> </w:t>
-      </w:r>
-      <w:r>
-        <w:rPr>
-          <w:bCs/>
-          <w:b/>
-        </w:rPr>
-        <w:t xml:space="preserve">form.</w:t>
-      </w:r>
-      <w:r>
-        <w:t xml:space="preserve"> </w:t>
-      </w:r>
-      <w:r>
-        <w:t xml:space="preserve">This is</w:t>
-      </w:r>
-      <w:r>
-        <w:t xml:space="preserve"> </w:t>
-      </w:r>
-      <w:r>
-        <w:rPr>
-          <w:iCs/>
-          <w:i/>
-        </w:rPr>
-        <w:t xml:space="preserve">your</w:t>
-      </w:r>
-      <w:r>
-        <w:t xml:space="preserve"> </w:t>
-      </w:r>
-      <w:r>
-        <w:t xml:space="preserve">personal staff username and password.</w:t>
+        <w:t xml:space="preserve">Reject</w:t>
+      </w:r>
+      <w:r>
+        <w:t xml:space="preserve">.</w:t>
       </w:r>
     </w:p>
     <w:p>
@@ -434,69 +854,178 @@
         <w:pStyle w:val="FirstParagraph"/>
       </w:pPr>
       <w:r>
-        <w:t xml:space="preserve">If you only ever see the first box and never reach the sign-in form, you are on the wrong page or</w:t>
-      </w:r>
-      <w:r>
-        <w:t xml:space="preserve"> </w:t>
-      </w:r>
-      <w:r>
-        <w:t xml:space="preserve">the address is missing the</w:t>
-      </w:r>
-      <w:r>
-        <w:t xml:space="preserve"> </w:t>
-      </w:r>
-      <w:r>
-        <w:rPr>
-          <w:rStyle w:val="VerbatimChar"/>
-        </w:rPr>
-        <w:t xml:space="preserve">/staff/</w:t>
-      </w:r>
-      <w:r>
-        <w:t xml:space="preserve"> </w:t>
-      </w:r>
-      <w:r>
-        <w:t xml:space="preserve">ending.</w:t>
-      </w:r>
-    </w:p>
-    <w:p>
-      <w:r>
-        <w:pict>
-          <v:rect style="width:0;height:1.5pt" o:hralign="center" o:hrstd="t" o:hr="t"/>
-        </w:pict>
-      </w:r>
-    </w:p>
-    <w:bookmarkEnd w:id="21"/>
-    <w:bookmarkStart w:id="25" w:name="approving-a-business"/>
-    <w:p>
-      <w:pPr>
-        <w:pStyle w:val="Heading2"/>
-      </w:pPr>
-      <w:r>
-        <w:t xml:space="preserve">Approving a business</w:t>
-      </w:r>
-    </w:p>
-    <w:p>
-      <w:pPr>
-        <w:pStyle w:val="FirstParagraph"/>
-      </w:pPr>
-      <w:r>
-        <w:t xml:space="preserve">When a business signs up, it lands in a waiting state. Until you approve it, that business</w:t>
-      </w:r>
-      <w:r>
-        <w:t xml:space="preserve"> </w:t>
-      </w:r>
-      <w:r>
-        <w:rPr>
-          <w:bCs/>
-          <w:b/>
-        </w:rPr>
-        <w:t xml:space="preserve">cannot sign in and cannot take any money.</w:t>
-      </w:r>
-      <w:r>
-        <w:t xml:space="preserve"> </w:t>
-      </w:r>
-      <w:r>
-        <w:t xml:space="preserve">Nothing happens automatically - it waits for you.</w:t>
+        <w:t xml:space="preserve">The list updates by itself every few seconds, so a new sign-up appears without reloading.</w:t>
+      </w:r>
+    </w:p>
+    <w:bookmarkStart w:id="24" w:name="what-each-detail-means"/>
+    <w:p>
+      <w:pPr>
+        <w:pStyle w:val="Heading3"/>
+      </w:pPr>
+      <w:r>
+        <w:t xml:space="preserve">What each detail means</w:t>
+      </w:r>
+    </w:p>
+    <w:tbl>
+      <w:tblPr>
+        <w:tblStyle w:val="Table"/>
+        <w:tblW w:type="pct" w:w="5000.0"/>
+        <w:tblLook w:firstRow="1" w:lastRow="0" w:firstColumn="0" w:lastColumn="0" w:noHBand="0" w:noVBand="0" w:val="0020"/>
+      </w:tblPr>
+      <w:tblGrid>
+        <w:gridCol w:w="3960"/>
+        <w:gridCol w:w="3960"/>
+      </w:tblGrid>
+      <w:tr>
+        <w:tc>
+          <w:p>
+            <w:pPr>
+              <w:pStyle w:val="Compact"/>
+              <w:jc w:val="left"/>
+            </w:pPr>
+            <w:r>
+              <w:t xml:space="preserve">On screen</w:t>
+            </w:r>
+          </w:p>
+        </w:tc>
+        <w:tc>
+          <w:p>
+            <w:pPr>
+              <w:pStyle w:val="Compact"/>
+              <w:jc w:val="left"/>
+            </w:pPr>
+            <w:r>
+              <w:t xml:space="preserve">What it means</w:t>
+            </w:r>
+          </w:p>
+        </w:tc>
+      </w:tr>
+      <w:tr>
+        <w:tc>
+          <w:p>
+            <w:pPr>
+              <w:pStyle w:val="Compact"/>
+              <w:jc w:val="left"/>
+            </w:pPr>
+            <w:r>
+              <w:rPr>
+                <w:bCs/>
+                <w:b/>
+              </w:rPr>
+              <w:t xml:space="preserve">Business name</w:t>
+            </w:r>
+          </w:p>
+        </w:tc>
+        <w:tc>
+          <w:p>
+            <w:pPr>
+              <w:pStyle w:val="Compact"/>
+              <w:jc w:val="left"/>
+            </w:pPr>
+            <w:r>
+              <w:t xml:space="preserve">What the owner typed when signing up. Nothing verifies it, so read it critically.</w:t>
+            </w:r>
+          </w:p>
+        </w:tc>
+      </w:tr>
+      <w:tr>
+        <w:tc>
+          <w:p>
+            <w:pPr>
+              <w:pStyle w:val="Compact"/>
+              <w:jc w:val="left"/>
+            </w:pPr>
+            <w:r>
+              <w:rPr>
+                <w:bCs/>
+                <w:b/>
+              </w:rPr>
+              <w:t xml:space="preserve">Settles to</w:t>
+            </w:r>
+          </w:p>
+        </w:tc>
+        <w:tc>
+          <w:p>
+            <w:pPr>
+              <w:pStyle w:val="Compact"/>
+              <w:jc w:val="left"/>
+            </w:pPr>
+            <w:r>
+              <w:t xml:space="preserve">The mobile money network and phone number where this business receives its money. The important one.</w:t>
+            </w:r>
+          </w:p>
+        </w:tc>
+      </w:tr>
+      <w:tr>
+        <w:tc>
+          <w:p>
+            <w:pPr>
+              <w:pStyle w:val="Compact"/>
+              <w:jc w:val="left"/>
+            </w:pPr>
+            <w:r>
+              <w:rPr>
+                <w:bCs/>
+                <w:b/>
+              </w:rPr>
+              <w:t xml:space="preserve">Till code</w:t>
+            </w:r>
+          </w:p>
+        </w:tc>
+        <w:tc>
+          <w:p>
+            <w:pPr>
+              <w:pStyle w:val="Compact"/>
+              <w:jc w:val="left"/>
+            </w:pPr>
+            <w:r>
+              <w:t xml:space="preserve">A short number the app assigns automatically. Customers can use it to pay from a basic phone. You do not choose it.</w:t>
+            </w:r>
+          </w:p>
+        </w:tc>
+      </w:tr>
+      <w:tr>
+        <w:tc>
+          <w:p>
+            <w:pPr>
+              <w:pStyle w:val="Compact"/>
+              <w:jc w:val="left"/>
+            </w:pPr>
+            <w:r>
+              <w:t xml:space="preserve">The long code starting</w:t>
+            </w:r>
+            <w:r>
+              <w:t xml:space="preserve"> </w:t>
+            </w:r>
+            <w:r>
+              <w:rPr>
+                <w:rStyle w:val="VerbatimChar"/>
+              </w:rPr>
+              <w:t xml:space="preserve">m_</w:t>
+            </w:r>
+          </w:p>
+        </w:tc>
+        <w:tc>
+          <w:p>
+            <w:pPr>
+              <w:pStyle w:val="Compact"/>
+              <w:jc w:val="left"/>
+            </w:pPr>
+            <w:r>
+              <w:t xml:space="preserve">The app’s internal reference. Ignore it unless someone technical asks.</w:t>
+            </w:r>
+          </w:p>
+        </w:tc>
+      </w:tr>
+    </w:tbl>
+    <w:bookmarkEnd w:id="24"/>
+    <w:bookmarkStart w:id="25" w:name="before-you-approve-check"/>
+    <w:p>
+      <w:pPr>
+        <w:pStyle w:val="Heading3"/>
+      </w:pPr>
+      <w:r>
+        <w:t xml:space="preserve">Before you approve, check</w:t>
       </w:r>
     </w:p>
     <w:p>
@@ -508,7 +1037,7 @@
         <w:pStyle w:val="Compact"/>
       </w:pPr>
       <w:r>
-        <w:t xml:space="preserve">Sign in to the Staff page.</w:t>
+        <w:t xml:space="preserve">Does the business name look like a real business, not a test or a joke?</w:t>
       </w:r>
     </w:p>
     <w:p>
@@ -520,42 +1049,7 @@
         <w:pStyle w:val="Compact"/>
       </w:pPr>
       <w:r>
-        <w:t xml:space="preserve">Look at</w:t>
-      </w:r>
-      <w:r>
-        <w:t xml:space="preserve"> </w:t>
-      </w:r>
-      <w:r>
-        <w:rPr>
-          <w:bCs/>
-          <w:b/>
-        </w:rPr>
-        <w:t xml:space="preserve">Merchant sign-ups</w:t>
-      </w:r>
-      <w:r>
-        <w:t xml:space="preserve">. The</w:t>
-      </w:r>
-      <w:r>
-        <w:t xml:space="preserve"> </w:t>
-      </w:r>
-      <w:r>
-        <w:rPr>
-          <w:bCs/>
-          <w:b/>
-        </w:rPr>
-        <w:t xml:space="preserve">Pending</w:t>
-      </w:r>
-      <w:r>
-        <w:t xml:space="preserve"> </w:t>
-      </w:r>
-      <w:r>
-        <w:t xml:space="preserve">tab is selected by default and shows everyone</w:t>
-      </w:r>
-      <w:r>
-        <w:t xml:space="preserve"> </w:t>
-      </w:r>
-      <w:r>
-        <w:t xml:space="preserve">waiting.</w:t>
+        <w:t xml:space="preserve">Does the phone number look right for the network shown beside it?</w:t>
       </w:r>
     </w:p>
     <w:p>
@@ -567,19 +1061,201 @@
         <w:pStyle w:val="Compact"/>
       </w:pPr>
       <w:r>
-        <w:t xml:space="preserve">Read the details for each one (see below).</w:t>
-      </w:r>
-    </w:p>
-    <w:p>
-      <w:pPr>
-        <w:numPr>
-          <w:ilvl w:val="0"/>
-          <w:numId w:val="1002"/>
-        </w:numPr>
-        <w:pStyle w:val="Compact"/>
-      </w:pPr>
-      <w:r>
-        <w:t xml:space="preserve">Click</w:t>
+        <w:t xml:space="preserve">Do you recognise this business, or were you told to expect it?</w:t>
+      </w:r>
+    </w:p>
+    <w:p>
+      <w:pPr>
+        <w:pStyle w:val="FirstParagraph"/>
+      </w:pPr>
+      <w:r>
+        <w:t xml:space="preserve">Approving is what allows money to start flowing to that phone number. If anything looks wrong, do</w:t>
+      </w:r>
+      <w:r>
+        <w:t xml:space="preserve"> </w:t>
+      </w:r>
+      <w:r>
+        <w:t xml:space="preserve">not approve it. Ask first. Approving the wrong account costs far more than making someone wait.</w:t>
+      </w:r>
+    </w:p>
+    <w:bookmarkEnd w:id="25"/>
+    <w:bookmarkStart w:id="26" w:name="the-four-tabs"/>
+    <w:p>
+      <w:pPr>
+        <w:pStyle w:val="Heading3"/>
+      </w:pPr>
+      <w:r>
+        <w:t xml:space="preserve">The four tabs</w:t>
+      </w:r>
+    </w:p>
+    <w:tbl>
+      <w:tblPr>
+        <w:tblStyle w:val="Table"/>
+        <w:tblW w:type="pct" w:w="0.0"/>
+        <w:tblLook w:firstRow="1" w:lastRow="0" w:firstColumn="0" w:lastColumn="0" w:noHBand="0" w:noVBand="0" w:val="0020"/>
+      </w:tblPr>
+      <w:tblGrid/>
+      <w:tr>
+        <w:tc>
+          <w:p>
+            <w:pPr>
+              <w:pStyle w:val="Compact"/>
+              <w:jc w:val="left"/>
+            </w:pPr>
+            <w:r>
+              <w:t xml:space="preserve">Tab</w:t>
+            </w:r>
+          </w:p>
+        </w:tc>
+        <w:tc>
+          <w:p>
+            <w:pPr>
+              <w:pStyle w:val="Compact"/>
+              <w:jc w:val="left"/>
+            </w:pPr>
+            <w:r>
+              <w:t xml:space="preserve">Shows</w:t>
+            </w:r>
+          </w:p>
+        </w:tc>
+      </w:tr>
+      <w:tr>
+        <w:tc>
+          <w:p>
+            <w:pPr>
+              <w:pStyle w:val="Compact"/>
+              <w:jc w:val="left"/>
+            </w:pPr>
+            <w:r>
+              <w:rPr>
+                <w:bCs/>
+                <w:b/>
+              </w:rPr>
+              <w:t xml:space="preserve">Pending</w:t>
+            </w:r>
+          </w:p>
+        </w:tc>
+        <w:tc>
+          <w:p>
+            <w:pPr>
+              <w:pStyle w:val="Compact"/>
+              <w:jc w:val="left"/>
+            </w:pPr>
+            <w:r>
+              <w:t xml:space="preserve">Waiting on your decision. Your daily work.</w:t>
+            </w:r>
+          </w:p>
+        </w:tc>
+      </w:tr>
+      <w:tr>
+        <w:tc>
+          <w:p>
+            <w:pPr>
+              <w:pStyle w:val="Compact"/>
+              <w:jc w:val="left"/>
+            </w:pPr>
+            <w:r>
+              <w:rPr>
+                <w:bCs/>
+                <w:b/>
+              </w:rPr>
+              <w:t xml:space="preserve">Approved</w:t>
+            </w:r>
+          </w:p>
+        </w:tc>
+        <w:tc>
+          <w:p>
+            <w:pPr>
+              <w:pStyle w:val="Compact"/>
+              <w:jc w:val="left"/>
+            </w:pPr>
+            <w:r>
+              <w:t xml:space="preserve">Already approved and able to trade.</w:t>
+            </w:r>
+          </w:p>
+        </w:tc>
+      </w:tr>
+      <w:tr>
+        <w:tc>
+          <w:p>
+            <w:pPr>
+              <w:pStyle w:val="Compact"/>
+              <w:jc w:val="left"/>
+            </w:pPr>
+            <w:r>
+              <w:rPr>
+                <w:bCs/>
+                <w:b/>
+              </w:rPr>
+              <w:t xml:space="preserve">Rejected</w:t>
+            </w:r>
+          </w:p>
+        </w:tc>
+        <w:tc>
+          <w:p>
+            <w:pPr>
+              <w:pStyle w:val="Compact"/>
+              <w:jc w:val="left"/>
+            </w:pPr>
+            <w:r>
+              <w:t xml:space="preserve">Turned down. Can be re-approved (see below).</w:t>
+            </w:r>
+          </w:p>
+        </w:tc>
+      </w:tr>
+      <w:tr>
+        <w:tc>
+          <w:p>
+            <w:pPr>
+              <w:pStyle w:val="Compact"/>
+              <w:jc w:val="left"/>
+            </w:pPr>
+            <w:r>
+              <w:rPr>
+                <w:bCs/>
+                <w:b/>
+              </w:rPr>
+              <w:t xml:space="preserve">All</w:t>
+            </w:r>
+          </w:p>
+        </w:tc>
+        <w:tc>
+          <w:p>
+            <w:pPr>
+              <w:pStyle w:val="Compact"/>
+              <w:jc w:val="left"/>
+            </w:pPr>
+            <w:r>
+              <w:t xml:space="preserve">Everything, whatever its state.</w:t>
+            </w:r>
+          </w:p>
+        </w:tc>
+      </w:tr>
+    </w:tbl>
+    <w:p>
+      <w:r>
+        <w:pict>
+          <v:rect style="width:0;height:1.5pt" o:hralign="center" o:hrstd="t" o:hr="t"/>
+        </w:pict>
+      </w:r>
+    </w:p>
+    <w:bookmarkEnd w:id="26"/>
+    <w:bookmarkEnd w:id="27"/>
+    <w:bookmarkStart w:id="29" w:name="changing-your-mind-about-a-rejection"/>
+    <w:p>
+      <w:pPr>
+        <w:pStyle w:val="Heading2"/>
+      </w:pPr>
+      <w:r>
+        <w:t xml:space="preserve">4. Changing your mind about a rejection</w:t>
+      </w:r>
+    </w:p>
+    <w:p>
+      <w:pPr>
+        <w:pStyle w:val="FirstParagraph"/>
+      </w:pPr>
+      <w:r>
+        <w:t xml:space="preserve">Rejecting is</w:t>
       </w:r>
       <w:r>
         <w:t xml:space="preserve"> </w:t>
@@ -589,13 +1265,13 @@
           <w:bCs/>
           <w:b/>
         </w:rPr>
-        <w:t xml:space="preserve">Approve</w:t>
-      </w:r>
-      <w:r>
-        <w:t xml:space="preserve"> </w:t>
-      </w:r>
-      <w:r>
-        <w:t xml:space="preserve">or</w:t>
+        <w:t xml:space="preserve">not</w:t>
+      </w:r>
+      <w:r>
+        <w:t xml:space="preserve"> </w:t>
+      </w:r>
+      <w:r>
+        <w:t xml:space="preserve">permanent. Open the</w:t>
       </w:r>
       <w:r>
         <w:t xml:space="preserve"> </w:t>
@@ -605,10 +1281,101 @@
           <w:bCs/>
           <w:b/>
         </w:rPr>
-        <w:t xml:space="preserve">Reject</w:t>
-      </w:r>
-      <w:r>
-        <w:t xml:space="preserve">.</w:t>
+        <w:t xml:space="preserve">Rejected</w:t>
+      </w:r>
+      <w:r>
+        <w:t xml:space="preserve"> </w:t>
+      </w:r>
+      <w:r>
+        <w:t xml:space="preserve">tab and the business shows a</w:t>
+      </w:r>
+      <w:r>
+        <w:t xml:space="preserve"> </w:t>
+      </w:r>
+      <w:r>
+        <w:rPr>
+          <w:bCs/>
+          <w:b/>
+        </w:rPr>
+        <w:t xml:space="preserve">Re-approve</w:t>
+      </w:r>
+      <w:r>
+        <w:t xml:space="preserve"> </w:t>
+      </w:r>
+      <w:r>
+        <w:t xml:space="preserve">button. Clicking it restores full access immediately, exactly as if you had approved it first time.</w:t>
+      </w:r>
+    </w:p>
+    <w:p>
+      <w:pPr>
+        <w:pStyle w:val="CaptionedFigure"/>
+      </w:pPr>
+      <w:r>
+        <w:drawing>
+          <wp:inline>
+            <wp:extent cx="5334000" cy="1557887"/>
+            <wp:effectExtent b="0" l="0" r="0" t="0"/>
+            <wp:docPr descr="A rejected business showing the Re-approve button" title="" id="1" name="Picture"/>
+            <a:graphic>
+              <a:graphicData uri="http://schemas.openxmlformats.org/drawingml/2006/picture">
+                <pic:pic>
+                  <pic:nvPicPr>
+                    <pic:cNvPr descr="images/staff-rejected-reapprove.png" id="0" name="Picture"/>
+                    <pic:cNvPicPr>
+                      <a:picLocks noChangeArrowheads="1" noChangeAspect="1"/>
+                    </pic:cNvPicPr>
+                  </pic:nvPicPr>
+                  <pic:blipFill>
+                    <a:blip r:embed="rId28"/>
+                    <a:stretch>
+                      <a:fillRect/>
+                    </a:stretch>
+                  </pic:blipFill>
+                  <pic:spPr bwMode="auto">
+                    <a:xfrm>
+                      <a:off x="0" y="0"/>
+                      <a:ext cx="5334000" cy="1557887"/>
+                    </a:xfrm>
+                    <a:prstGeom prst="rect">
+                      <a:avLst/>
+                    </a:prstGeom>
+                    <a:noFill/>
+                    <a:ln w="9525">
+                      <a:noFill/>
+                      <a:headEnd/>
+                      <a:tailEnd/>
+                    </a:ln>
+                  </pic:spPr>
+                </pic:pic>
+              </a:graphicData>
+            </a:graphic>
+          </wp:inline>
+        </w:drawing>
+      </w:r>
+    </w:p>
+    <w:p>
+      <w:pPr>
+        <w:pStyle w:val="ImageCaption"/>
+      </w:pPr>
+      <w:r>
+        <w:t xml:space="preserve">A rejected business showing the Re-approve button</w:t>
+      </w:r>
+    </w:p>
+    <w:p>
+      <w:r>
+        <w:pict>
+          <v:rect style="width:0;height:1.5pt" o:hralign="center" o:hrstd="t" o:hr="t"/>
+        </w:pict>
+      </w:r>
+    </w:p>
+    <w:bookmarkEnd w:id="29"/>
+    <w:bookmarkStart w:id="31" w:name="adding-another-staff-member"/>
+    <w:p>
+      <w:pPr>
+        <w:pStyle w:val="Heading2"/>
+      </w:pPr>
+      <w:r>
+        <w:t xml:space="preserve">5. Adding another staff member</w:t>
       </w:r>
     </w:p>
     <w:p>
@@ -616,16 +1383,68 @@
         <w:pStyle w:val="FirstParagraph"/>
       </w:pPr>
       <w:r>
-        <w:t xml:space="preserve">The list refreshes on its own, so a new sign-up appears within a few seconds without reloading.</w:t>
-      </w:r>
-    </w:p>
-    <w:bookmarkStart w:id="22" w:name="what-each-detail-means"/>
-    <w:p>
-      <w:pPr>
-        <w:pStyle w:val="Heading3"/>
-      </w:pPr>
-      <w:r>
-        <w:t xml:space="preserve">What each detail means</w:t>
+        <w:t xml:space="preserve">Anyone you add here can approve businesses, exactly like you. Only add people who should have that</w:t>
+      </w:r>
+      <w:r>
+        <w:t xml:space="preserve"> </w:t>
+      </w:r>
+      <w:r>
+        <w:t xml:space="preserve">power.</w:t>
+      </w:r>
+    </w:p>
+    <w:p>
+      <w:pPr>
+        <w:pStyle w:val="CaptionedFigure"/>
+      </w:pPr>
+      <w:r>
+        <w:drawing>
+          <wp:inline>
+            <wp:extent cx="5334000" cy="3070896"/>
+            <wp:effectExtent b="0" l="0" r="0" t="0"/>
+            <wp:docPr descr="The staff accounts list and the form for adding someone" title="" id="1" name="Picture"/>
+            <a:graphic>
+              <a:graphicData uri="http://schemas.openxmlformats.org/drawingml/2006/picture">
+                <pic:pic>
+                  <pic:nvPicPr>
+                    <pic:cNvPr descr="images/staff-accounts.png" id="0" name="Picture"/>
+                    <pic:cNvPicPr>
+                      <a:picLocks noChangeArrowheads="1" noChangeAspect="1"/>
+                    </pic:cNvPicPr>
+                  </pic:nvPicPr>
+                  <pic:blipFill>
+                    <a:blip r:embed="rId30"/>
+                    <a:stretch>
+                      <a:fillRect/>
+                    </a:stretch>
+                  </pic:blipFill>
+                  <pic:spPr bwMode="auto">
+                    <a:xfrm>
+                      <a:off x="0" y="0"/>
+                      <a:ext cx="5334000" cy="3070896"/>
+                    </a:xfrm>
+                    <a:prstGeom prst="rect">
+                      <a:avLst/>
+                    </a:prstGeom>
+                    <a:noFill/>
+                    <a:ln w="9525">
+                      <a:noFill/>
+                      <a:headEnd/>
+                      <a:tailEnd/>
+                    </a:ln>
+                  </pic:spPr>
+                </pic:pic>
+              </a:graphicData>
+            </a:graphic>
+          </wp:inline>
+        </w:drawing>
+      </w:r>
+    </w:p>
+    <w:p>
+      <w:pPr>
+        <w:pStyle w:val="ImageCaption"/>
+      </w:pPr>
+      <w:r>
+        <w:t xml:space="preserve">The staff accounts list and the form for adding someone</w:t>
       </w:r>
     </w:p>
     <w:p>
@@ -637,17 +1456,20 @@
         <w:pStyle w:val="Compact"/>
       </w:pPr>
       <w:r>
+        <w:t xml:space="preserve">On the Staff page, find</w:t>
+      </w:r>
+      <w:r>
+        <w:t xml:space="preserve"> </w:t>
+      </w:r>
+      <w:r>
         <w:rPr>
           <w:bCs/>
           <w:b/>
         </w:rPr>
-        <w:t xml:space="preserve">Business name</w:t>
-      </w:r>
-      <w:r>
-        <w:t xml:space="preserve"> </w:t>
-      </w:r>
-      <w:r>
-        <w:t xml:space="preserve">- what the owner typed when signing up. Nothing checks it, so read it critically.</w:t>
+        <w:t xml:space="preserve">Staff accounts</w:t>
+      </w:r>
+      <w:r>
+        <w:t xml:space="preserve">. It lists everyone who currently has access.</w:t>
       </w:r>
     </w:p>
     <w:p>
@@ -659,23 +1481,20 @@
         <w:pStyle w:val="Compact"/>
       </w:pPr>
       <w:r>
+        <w:t xml:space="preserve">Click</w:t>
+      </w:r>
+      <w:r>
+        <w:t xml:space="preserve"> </w:t>
+      </w:r>
+      <w:r>
         <w:rPr>
           <w:bCs/>
           <w:b/>
         </w:rPr>
-        <w:t xml:space="preserve">Settles to</w:t>
-      </w:r>
-      <w:r>
-        <w:t xml:space="preserve"> </w:t>
-      </w:r>
-      <w:r>
-        <w:t xml:space="preserve">- the mobile money network and phone number where this business will receive its</w:t>
-      </w:r>
-      <w:r>
-        <w:t xml:space="preserve"> </w:t>
-      </w:r>
-      <w:r>
-        <w:t xml:space="preserve">money. This is the important one.</w:t>
+        <w:t xml:space="preserve">Add a staff member</w:t>
+      </w:r>
+      <w:r>
+        <w:t xml:space="preserve">.</w:t>
       </w:r>
     </w:p>
     <w:p>
@@ -687,23 +1506,7 @@
         <w:pStyle w:val="Compact"/>
       </w:pPr>
       <w:r>
-        <w:rPr>
-          <w:bCs/>
-          <w:b/>
-        </w:rPr>
-        <w:t xml:space="preserve">Till code</w:t>
-      </w:r>
-      <w:r>
-        <w:t xml:space="preserve"> </w:t>
-      </w:r>
-      <w:r>
-        <w:t xml:space="preserve">- a short number the app assigns automatically. Customers can use it to pay from a</w:t>
-      </w:r>
-      <w:r>
-        <w:t xml:space="preserve"> </w:t>
-      </w:r>
-      <w:r>
-        <w:t xml:space="preserve">basic phone. You do not choose it.</w:t>
+        <w:t xml:space="preserve">Enter a username and a password of at least 8 characters.</w:t>
       </w:r>
     </w:p>
     <w:p>
@@ -715,284 +1518,6 @@
         <w:pStyle w:val="Compact"/>
       </w:pPr>
       <w:r>
-        <w:t xml:space="preserve">The long code underneath (starting</w:t>
-      </w:r>
-      <w:r>
-        <w:t xml:space="preserve"> </w:t>
-      </w:r>
-      <w:r>
-        <w:rPr>
-          <w:rStyle w:val="VerbatimChar"/>
-        </w:rPr>
-        <w:t xml:space="preserve">m_</w:t>
-      </w:r>
-      <w:r>
-        <w:t xml:space="preserve">) is the app’s internal identifier. Ignore it unless</w:t>
-      </w:r>
-      <w:r>
-        <w:t xml:space="preserve"> </w:t>
-      </w:r>
-      <w:r>
-        <w:t xml:space="preserve">someone technical asks you for it.</w:t>
-      </w:r>
-    </w:p>
-    <w:bookmarkEnd w:id="22"/>
-    <w:bookmarkStart w:id="23" w:name="before-you-approve-check"/>
-    <w:p>
-      <w:pPr>
-        <w:pStyle w:val="Heading3"/>
-      </w:pPr>
-      <w:r>
-        <w:t xml:space="preserve">Before you approve, check</w:t>
-      </w:r>
-    </w:p>
-    <w:p>
-      <w:pPr>
-        <w:numPr>
-          <w:ilvl w:val="0"/>
-          <w:numId w:val="1004"/>
-        </w:numPr>
-        <w:pStyle w:val="Compact"/>
-      </w:pPr>
-      <w:r>
-        <w:t xml:space="preserve">Does the business name look like a real business, not a test or a joke?</w:t>
-      </w:r>
-    </w:p>
-    <w:p>
-      <w:pPr>
-        <w:numPr>
-          <w:ilvl w:val="0"/>
-          <w:numId w:val="1004"/>
-        </w:numPr>
-        <w:pStyle w:val="Compact"/>
-      </w:pPr>
-      <w:r>
-        <w:t xml:space="preserve">Does the phone number look right for the network shown next to it?</w:t>
-      </w:r>
-    </w:p>
-    <w:p>
-      <w:pPr>
-        <w:numPr>
-          <w:ilvl w:val="0"/>
-          <w:numId w:val="1004"/>
-        </w:numPr>
-        <w:pStyle w:val="Compact"/>
-      </w:pPr>
-      <w:r>
-        <w:t xml:space="preserve">Do you recognise this business, or did someone tell you to expect it?</w:t>
-      </w:r>
-    </w:p>
-    <w:p>
-      <w:pPr>
-        <w:pStyle w:val="FirstParagraph"/>
-      </w:pPr>
-      <w:r>
-        <w:t xml:space="preserve">Approving is what lets money start flowing to that phone number. If anything looks off, do not</w:t>
-      </w:r>
-      <w:r>
-        <w:t xml:space="preserve"> </w:t>
-      </w:r>
-      <w:r>
-        <w:t xml:space="preserve">approve it - ask first. Approving the wrong account is far more costly than making someone wait.</w:t>
-      </w:r>
-    </w:p>
-    <w:bookmarkEnd w:id="23"/>
-    <w:bookmarkStart w:id="24" w:name="what-happens-next"/>
-    <w:p>
-      <w:pPr>
-        <w:pStyle w:val="Heading3"/>
-      </w:pPr>
-      <w:r>
-        <w:t xml:space="preserve">What happens next</w:t>
-      </w:r>
-    </w:p>
-    <w:p>
-      <w:pPr>
-        <w:numPr>
-          <w:ilvl w:val="0"/>
-          <w:numId w:val="1005"/>
-        </w:numPr>
-        <w:pStyle w:val="Compact"/>
-      </w:pPr>
-      <w:r>
-        <w:rPr>
-          <w:bCs/>
-          <w:b/>
-        </w:rPr>
-        <w:t xml:space="preserve">Approved</w:t>
-      </w:r>
-      <w:r>
-        <w:t xml:space="preserve"> </w:t>
-      </w:r>
-      <w:r>
-        <w:t xml:space="preserve">- they can sign in immediately and start taking payments. Nothing else is needed.</w:t>
-      </w:r>
-    </w:p>
-    <w:p>
-      <w:pPr>
-        <w:numPr>
-          <w:ilvl w:val="0"/>
-          <w:numId w:val="1005"/>
-        </w:numPr>
-        <w:pStyle w:val="Compact"/>
-      </w:pPr>
-      <w:r>
-        <w:rPr>
-          <w:bCs/>
-          <w:b/>
-        </w:rPr>
-        <w:t xml:space="preserve">Rejected</w:t>
-      </w:r>
-      <w:r>
-        <w:t xml:space="preserve"> </w:t>
-      </w:r>
-      <w:r>
-        <w:t xml:space="preserve">- they stay locked out and cannot sign in.</w:t>
-      </w:r>
-    </w:p>
-    <w:p>
-      <w:pPr>
-        <w:pStyle w:val="FirstParagraph"/>
-      </w:pPr>
-      <w:r>
-        <w:rPr>
-          <w:bCs/>
-          <w:b/>
-        </w:rPr>
-        <w:t xml:space="preserve">One important limitation:</w:t>
-      </w:r>
-      <w:r>
-        <w:t xml:space="preserve"> </w:t>
-      </w:r>
-      <w:r>
-        <w:t xml:space="preserve">rejecting is final from this page. Once you reject a business, the</w:t>
-      </w:r>
-      <w:r>
-        <w:t xml:space="preserve"> </w:t>
-      </w:r>
-      <w:r>
-        <w:t xml:space="preserve">Approve button is gone, and you cannot undo it yourself - someone technical has to reverse it.</w:t>
-      </w:r>
-      <w:r>
-        <w:t xml:space="preserve"> </w:t>
-      </w:r>
-      <w:r>
-        <w:rPr>
-          <w:bCs/>
-          <w:b/>
-        </w:rPr>
-        <w:t xml:space="preserve">If you are unsure, leave it pending and ask.</w:t>
-      </w:r>
-      <w:r>
-        <w:t xml:space="preserve"> </w:t>
-      </w:r>
-      <w:r>
-        <w:t xml:space="preserve">A pending business is harmless; it simply waits.</w:t>
-      </w:r>
-    </w:p>
-    <w:p>
-      <w:r>
-        <w:pict>
-          <v:rect style="width:0;height:1.5pt" o:hralign="center" o:hrstd="t" o:hr="t"/>
-        </w:pict>
-      </w:r>
-    </w:p>
-    <w:bookmarkEnd w:id="24"/>
-    <w:bookmarkEnd w:id="25"/>
-    <w:bookmarkStart w:id="26" w:name="adding-another-staff-member"/>
-    <w:p>
-      <w:pPr>
-        <w:pStyle w:val="Heading2"/>
-      </w:pPr>
-      <w:r>
-        <w:t xml:space="preserve">Adding another staff member</w:t>
-      </w:r>
-    </w:p>
-    <w:p>
-      <w:pPr>
-        <w:pStyle w:val="FirstParagraph"/>
-      </w:pPr>
-      <w:r>
-        <w:t xml:space="preserve">Anyone you add here can approve businesses, exactly like you. Only add people who should have that</w:t>
-      </w:r>
-      <w:r>
-        <w:t xml:space="preserve"> </w:t>
-      </w:r>
-      <w:r>
-        <w:t xml:space="preserve">power.</w:t>
-      </w:r>
-    </w:p>
-    <w:p>
-      <w:pPr>
-        <w:numPr>
-          <w:ilvl w:val="0"/>
-          <w:numId w:val="1006"/>
-        </w:numPr>
-        <w:pStyle w:val="Compact"/>
-      </w:pPr>
-      <w:r>
-        <w:t xml:space="preserve">On the Staff page, find</w:t>
-      </w:r>
-      <w:r>
-        <w:t xml:space="preserve"> </w:t>
-      </w:r>
-      <w:r>
-        <w:rPr>
-          <w:bCs/>
-          <w:b/>
-        </w:rPr>
-        <w:t xml:space="preserve">Staff accounts</w:t>
-      </w:r>
-      <w:r>
-        <w:t xml:space="preserve">. It lists everyone who currently has access.</w:t>
-      </w:r>
-    </w:p>
-    <w:p>
-      <w:pPr>
-        <w:numPr>
-          <w:ilvl w:val="0"/>
-          <w:numId w:val="1006"/>
-        </w:numPr>
-        <w:pStyle w:val="Compact"/>
-      </w:pPr>
-      <w:r>
-        <w:t xml:space="preserve">Click</w:t>
-      </w:r>
-      <w:r>
-        <w:t xml:space="preserve"> </w:t>
-      </w:r>
-      <w:r>
-        <w:rPr>
-          <w:bCs/>
-          <w:b/>
-        </w:rPr>
-        <w:t xml:space="preserve">Add a staff member</w:t>
-      </w:r>
-      <w:r>
-        <w:t xml:space="preserve">.</w:t>
-      </w:r>
-    </w:p>
-    <w:p>
-      <w:pPr>
-        <w:numPr>
-          <w:ilvl w:val="0"/>
-          <w:numId w:val="1006"/>
-        </w:numPr>
-        <w:pStyle w:val="Compact"/>
-      </w:pPr>
-      <w:r>
-        <w:t xml:space="preserve">Enter a username and a password of at least 8 characters.</w:t>
-      </w:r>
-    </w:p>
-    <w:p>
-      <w:pPr>
-        <w:numPr>
-          <w:ilvl w:val="0"/>
-          <w:numId w:val="1006"/>
-        </w:numPr>
-        <w:pStyle w:val="Compact"/>
-      </w:pPr>
-      <w:r>
         <w:t xml:space="preserve">Click</w:t>
       </w:r>
       <w:r>
@@ -1014,7 +1539,7 @@
         <w:pStyle w:val="FirstParagraph"/>
       </w:pPr>
       <w:r>
-        <w:t xml:space="preserve">They can sign in straight away, on the Staff page, with what you just set.</w:t>
+        <w:t xml:space="preserve">They can sign in straight away on the Staff page.</w:t>
       </w:r>
     </w:p>
     <w:p>
@@ -1026,7 +1551,7 @@
           <w:bCs/>
           <w:b/>
         </w:rPr>
-        <w:t xml:space="preserve">Give them the password in person or through a private message - never by shared email or chat.</w:t>
+        <w:t xml:space="preserve">Give them the password in person or by private message. Never by shared email or group chat.</w:t>
       </w:r>
     </w:p>
     <w:p>
@@ -1034,7 +1559,7 @@
         <w:pStyle w:val="BodyText"/>
       </w:pPr>
       <w:r>
-        <w:t xml:space="preserve">If the username is already taken you will see</w:t>
+        <w:t xml:space="preserve">If the username is taken you will see</w:t>
       </w:r>
       <w:r>
         <w:t xml:space="preserve"> </w:t>
@@ -1052,19 +1577,13 @@
         <w:t xml:space="preserve"> </w:t>
       </w:r>
       <w:r>
-        <w:t xml:space="preserve">Nothing is changed</w:t>
-      </w:r>
-      <w:r>
-        <w:t xml:space="preserve"> </w:t>
-      </w:r>
-      <w:r>
-        <w:t xml:space="preserve">when that happens; in particular, the existing person’s password is left alone. Pick a different</w:t>
-      </w:r>
-      <w:r>
-        <w:t xml:space="preserve"> </w:t>
-      </w:r>
-      <w:r>
-        <w:t xml:space="preserve">username.</w:t>
+        <w:t xml:space="preserve">Nothing changes when that</w:t>
+      </w:r>
+      <w:r>
+        <w:t xml:space="preserve"> </w:t>
+      </w:r>
+      <w:r>
+        <w:t xml:space="preserve">happens, and in particular the existing person’s password is left alone. Choose another username.</w:t>
       </w:r>
     </w:p>
     <w:p>
@@ -1074,14 +1593,14 @@
         </w:pict>
       </w:r>
     </w:p>
-    <w:bookmarkEnd w:id="26"/>
-    <w:bookmarkStart w:id="27" w:name="things-this-page-cannot-do-yet"/>
+    <w:bookmarkEnd w:id="31"/>
+    <w:bookmarkStart w:id="32" w:name="what-this-page-cannot-do-yet"/>
     <w:p>
       <w:pPr>
         <w:pStyle w:val="Heading2"/>
       </w:pPr>
       <w:r>
-        <w:t xml:space="preserve">Things this page cannot do yet</w:t>
+        <w:t xml:space="preserve">6. What this page cannot do yet</w:t>
       </w:r>
     </w:p>
     <w:p>
@@ -1089,77 +1608,116 @@
         <w:pStyle w:val="FirstParagraph"/>
       </w:pPr>
       <w:r>
-        <w:t xml:space="preserve">Ask someone technical for these:</w:t>
-      </w:r>
-    </w:p>
-    <w:p>
-      <w:pPr>
-        <w:numPr>
-          <w:ilvl w:val="0"/>
-          <w:numId w:val="1007"/>
-        </w:numPr>
-        <w:pStyle w:val="Compact"/>
-      </w:pPr>
-      <w:r>
-        <w:rPr>
-          <w:bCs/>
-          <w:b/>
-        </w:rPr>
-        <w:t xml:space="preserve">Reset a forgotten staff password.</w:t>
-      </w:r>
-    </w:p>
-    <w:p>
-      <w:pPr>
-        <w:numPr>
-          <w:ilvl w:val="0"/>
-          <w:numId w:val="1007"/>
-        </w:numPr>
-        <w:pStyle w:val="Compact"/>
-      </w:pPr>
-      <w:r>
-        <w:rPr>
-          <w:bCs/>
-          <w:b/>
-        </w:rPr>
-        <w:t xml:space="preserve">Remove a staff member</w:t>
-      </w:r>
-      <w:r>
-        <w:t xml:space="preserve"> </w:t>
-      </w:r>
-      <w:r>
-        <w:t xml:space="preserve">who has left. (The app will refuse to remove the last remaining staff</w:t>
-      </w:r>
-      <w:r>
-        <w:t xml:space="preserve"> </w:t>
-      </w:r>
-      <w:r>
-        <w:t xml:space="preserve">account, so there is always someone who can sign in.)</w:t>
-      </w:r>
-    </w:p>
-    <w:p>
-      <w:pPr>
-        <w:numPr>
-          <w:ilvl w:val="0"/>
-          <w:numId w:val="1007"/>
-        </w:numPr>
-        <w:pStyle w:val="Compact"/>
-      </w:pPr>
-      <w:r>
-        <w:rPr>
-          <w:bCs/>
-          <w:b/>
-        </w:rPr>
-        <w:t xml:space="preserve">Undo a rejected business.</w:t>
-      </w:r>
-    </w:p>
-    <w:p>
-      <w:pPr>
-        <w:pStyle w:val="FirstParagraph"/>
-      </w:pPr>
-      <w:r>
-        <w:t xml:space="preserve">The commands for these are in the appendix at the end, for whoever helps you.</w:t>
-      </w:r>
-    </w:p>
+        <w:t xml:space="preserve">Ask someone technical for these. The commands are in the appendix.</w:t>
+      </w:r>
+    </w:p>
+    <w:tbl>
+      <w:tblPr>
+        <w:tblStyle w:val="Table"/>
+        <w:tblW w:type="pct" w:w="5000.0"/>
+        <w:tblLook w:firstRow="1" w:lastRow="0" w:firstColumn="0" w:lastColumn="0" w:noHBand="0" w:noVBand="0" w:val="0020"/>
+      </w:tblPr>
+      <w:tblGrid>
+        <w:gridCol w:w="3960"/>
+        <w:gridCol w:w="3960"/>
+      </w:tblGrid>
+      <w:tr>
+        <w:tc>
+          <w:p>
+            <w:pPr>
+              <w:pStyle w:val="Compact"/>
+              <w:jc w:val="left"/>
+            </w:pPr>
+            <w:r>
+              <w:t xml:space="preserve">Task</w:t>
+            </w:r>
+          </w:p>
+        </w:tc>
+        <w:tc>
+          <w:p>
+            <w:pPr>
+              <w:pStyle w:val="Compact"/>
+              <w:jc w:val="left"/>
+            </w:pPr>
+            <w:r>
+              <w:t xml:space="preserve">Why it is not here</w:t>
+            </w:r>
+          </w:p>
+        </w:tc>
+      </w:tr>
+      <w:tr>
+        <w:tc>
+          <w:p>
+            <w:pPr>
+              <w:pStyle w:val="Compact"/>
+              <w:jc w:val="left"/>
+            </w:pPr>
+            <w:r>
+              <w:t xml:space="preserve">Reset a forgotten staff password</w:t>
+            </w:r>
+          </w:p>
+        </w:tc>
+        <w:tc>
+          <w:p>
+            <w:pPr>
+              <w:pStyle w:val="Compact"/>
+              <w:jc w:val="left"/>
+            </w:pPr>
+            <w:r>
+              <w:t xml:space="preserve">Needs a command run against the system</w:t>
+            </w:r>
+          </w:p>
+        </w:tc>
+      </w:tr>
+      <w:tr>
+        <w:tc>
+          <w:p>
+            <w:pPr>
+              <w:pStyle w:val="Compact"/>
+              <w:jc w:val="left"/>
+            </w:pPr>
+            <w:r>
+              <w:t xml:space="preserve">Remove a staff member who has left</w:t>
+            </w:r>
+          </w:p>
+        </w:tc>
+        <w:tc>
+          <w:p>
+            <w:pPr>
+              <w:pStyle w:val="Compact"/>
+              <w:jc w:val="left"/>
+            </w:pPr>
+            <w:r>
+              <w:t xml:space="preserve">Same. The app refuses to remove the last remaining account, so someone can always sign in</w:t>
+            </w:r>
+          </w:p>
+        </w:tc>
+      </w:tr>
+      <w:tr>
+        <w:tc>
+          <w:p>
+            <w:pPr>
+              <w:pStyle w:val="Compact"/>
+              <w:jc w:val="left"/>
+            </w:pPr>
+            <w:r>
+              <w:t xml:space="preserve">Suspend a business already approved</w:t>
+            </w:r>
+          </w:p>
+        </w:tc>
+        <w:tc>
+          <w:p>
+            <w:pPr>
+              <w:pStyle w:val="Compact"/>
+              <w:jc w:val="left"/>
+            </w:pPr>
+            <w:r>
+              <w:t xml:space="preserve">Not built yet</w:t>
+            </w:r>
+          </w:p>
+        </w:tc>
+      </w:tr>
+    </w:tbl>
     <w:p>
       <w:r>
         <w:pict>
@@ -1167,160 +1725,202 @@
         </w:pict>
       </w:r>
     </w:p>
-    <w:bookmarkEnd w:id="27"/>
-    <w:bookmarkStart w:id="28" w:name="when-something-looks-wrong"/>
+    <w:bookmarkEnd w:id="32"/>
+    <w:bookmarkStart w:id="33" w:name="when-something-looks-wrong"/>
     <w:p>
       <w:pPr>
         <w:pStyle w:val="Heading2"/>
       </w:pPr>
       <w:r>
-        <w:t xml:space="preserve">When something looks wrong</w:t>
-      </w:r>
-    </w:p>
-    <w:p>
-      <w:pPr>
-        <w:pStyle w:val="FirstParagraph"/>
-      </w:pPr>
-      <w:r>
-        <w:rPr>
-          <w:bCs/>
-          <w:b/>
-        </w:rPr>
-        <w:t xml:space="preserve">A business says it cannot sign in.</w:t>
-      </w:r>
-      <w:r>
-        <w:t xml:space="preserve"> </w:t>
-      </w:r>
-      <w:r>
-        <w:t xml:space="preserve">Check the</w:t>
-      </w:r>
-      <w:r>
-        <w:t xml:space="preserve"> </w:t>
-      </w:r>
-      <w:r>
-        <w:rPr>
-          <w:bCs/>
-          <w:b/>
-        </w:rPr>
-        <w:t xml:space="preserve">Approved</w:t>
-      </w:r>
-      <w:r>
-        <w:t xml:space="preserve"> </w:t>
-      </w:r>
-      <w:r>
-        <w:t xml:space="preserve">tab on the Staff page. If they are not there, look in</w:t>
-      </w:r>
-      <w:r>
-        <w:t xml:space="preserve"> </w:t>
-      </w:r>
-      <w:r>
-        <w:rPr>
-          <w:bCs/>
-          <w:b/>
-        </w:rPr>
-        <w:t xml:space="preserve">Pending</w:t>
-      </w:r>
-      <w:r>
-        <w:t xml:space="preserve"> </w:t>
-      </w:r>
-      <w:r>
-        <w:t xml:space="preserve">(they are</w:t>
-      </w:r>
-      <w:r>
-        <w:t xml:space="preserve"> </w:t>
-      </w:r>
-      <w:r>
-        <w:t xml:space="preserve">still waiting on you) or</w:t>
-      </w:r>
-      <w:r>
-        <w:t xml:space="preserve"> </w:t>
-      </w:r>
-      <w:r>
-        <w:rPr>
-          <w:bCs/>
-          <w:b/>
-        </w:rPr>
-        <w:t xml:space="preserve">Rejected</w:t>
-      </w:r>
-      <w:r>
-        <w:t xml:space="preserve"> </w:t>
-      </w:r>
-      <w:r>
-        <w:t xml:space="preserve">(they were turned down). Approving them fixes it.</w:t>
-      </w:r>
-    </w:p>
-    <w:p>
-      <w:pPr>
-        <w:pStyle w:val="BodyText"/>
-      </w:pPr>
-      <w:r>
-        <w:rPr>
-          <w:bCs/>
-          <w:b/>
-        </w:rPr>
-        <w:t xml:space="preserve">You cannot sign in yourself.</w:t>
-      </w:r>
-      <w:r>
-        <w:t xml:space="preserve"> </w:t>
-      </w:r>
-      <w:r>
-        <w:t xml:space="preserve">Three usual causes, in order: you are on the Merchant page instead of the Staff page; the username</w:t>
-      </w:r>
-      <w:r>
-        <w:t xml:space="preserve"> </w:t>
-      </w:r>
-      <w:r>
-        <w:t xml:space="preserve">is typed with the wrong capital letters; or the password is genuinely wrong. Ask for a reset.</w:t>
-      </w:r>
-    </w:p>
-    <w:p>
-      <w:pPr>
-        <w:pStyle w:val="BodyText"/>
-      </w:pPr>
-      <w:r>
-        <w:rPr>
-          <w:bCs/>
-          <w:b/>
-        </w:rPr>
-        <w:t xml:space="preserve">A payment looks stuck.</w:t>
-      </w:r>
-      <w:r>
-        <w:t xml:space="preserve"> </w:t>
-      </w:r>
-      <w:r>
-        <w:t xml:space="preserve">Payments confirm on their own, usually within seconds, and the app re-checks anything still waiting.</w:t>
-      </w:r>
-      <w:r>
-        <w:t xml:space="preserve"> </w:t>
-      </w:r>
-      <w:r>
-        <w:t xml:space="preserve">This is not something you need to fix from the Staff page.</w:t>
-      </w:r>
-    </w:p>
-    <w:p>
-      <w:pPr>
-        <w:pStyle w:val="BodyText"/>
-      </w:pPr>
-      <w:r>
-        <w:rPr>
-          <w:bCs/>
-          <w:b/>
-        </w:rPr>
-        <w:t xml:space="preserve">Someone you do not recognise appears in Staff accounts.</w:t>
-      </w:r>
-      <w:r>
-        <w:t xml:space="preserve"> </w:t>
-      </w:r>
-      <w:r>
-        <w:t xml:space="preserve">Treat that seriously and raise it immediately - anyone listed there can approve businesses and so</w:t>
-      </w:r>
-      <w:r>
-        <w:t xml:space="preserve"> </w:t>
-      </w:r>
-      <w:r>
-        <w:t xml:space="preserve">can direct money to a phone number.</w:t>
-      </w:r>
-    </w:p>
+        <w:t xml:space="preserve">7. When something looks wrong</w:t>
+      </w:r>
+    </w:p>
+    <w:tbl>
+      <w:tblPr>
+        <w:tblStyle w:val="Table"/>
+        <w:tblW w:type="pct" w:w="5000.0"/>
+        <w:tblLook w:firstRow="1" w:lastRow="0" w:firstColumn="0" w:lastColumn="0" w:noHBand="0" w:noVBand="0" w:val="0020"/>
+      </w:tblPr>
+      <w:tblGrid>
+        <w:gridCol w:w="3960"/>
+        <w:gridCol w:w="3960"/>
+      </w:tblGrid>
+      <w:tr>
+        <w:tc>
+          <w:p>
+            <w:pPr>
+              <w:pStyle w:val="Compact"/>
+              <w:jc w:val="left"/>
+            </w:pPr>
+            <w:r>
+              <w:t xml:space="preserve">What you see</w:t>
+            </w:r>
+          </w:p>
+        </w:tc>
+        <w:tc>
+          <w:p>
+            <w:pPr>
+              <w:pStyle w:val="Compact"/>
+              <w:jc w:val="left"/>
+            </w:pPr>
+            <w:r>
+              <w:t xml:space="preserve">What it usually means</w:t>
+            </w:r>
+          </w:p>
+        </w:tc>
+      </w:tr>
+      <w:tr>
+        <w:tc>
+          <w:p>
+            <w:pPr>
+              <w:pStyle w:val="Compact"/>
+              <w:jc w:val="left"/>
+            </w:pPr>
+            <w:r>
+              <w:t xml:space="preserve">A business says it cannot sign in</w:t>
+            </w:r>
+          </w:p>
+        </w:tc>
+        <w:tc>
+          <w:p>
+            <w:pPr>
+              <w:pStyle w:val="Compact"/>
+              <w:jc w:val="left"/>
+            </w:pPr>
+            <w:r>
+              <w:t xml:space="preserve">Check the</w:t>
+            </w:r>
+            <w:r>
+              <w:t xml:space="preserve"> </w:t>
+            </w:r>
+            <w:r>
+              <w:rPr>
+                <w:bCs/>
+                <w:b/>
+              </w:rPr>
+              <w:t xml:space="preserve">Approved</w:t>
+            </w:r>
+            <w:r>
+              <w:t xml:space="preserve"> </w:t>
+            </w:r>
+            <w:r>
+              <w:t xml:space="preserve">tab. If they are not there, they are still in</w:t>
+            </w:r>
+            <w:r>
+              <w:t xml:space="preserve"> </w:t>
+            </w:r>
+            <w:r>
+              <w:rPr>
+                <w:bCs/>
+                <w:b/>
+              </w:rPr>
+              <w:t xml:space="preserve">Pending</w:t>
+            </w:r>
+            <w:r>
+              <w:t xml:space="preserve"> </w:t>
+            </w:r>
+            <w:r>
+              <w:t xml:space="preserve">(waiting on you) or</w:t>
+            </w:r>
+            <w:r>
+              <w:t xml:space="preserve"> </w:t>
+            </w:r>
+            <w:r>
+              <w:rPr>
+                <w:bCs/>
+                <w:b/>
+              </w:rPr>
+              <w:t xml:space="preserve">Rejected</w:t>
+            </w:r>
+            <w:r>
+              <w:t xml:space="preserve">. Approving or re-approving fixes it.</w:t>
+            </w:r>
+          </w:p>
+        </w:tc>
+      </w:tr>
+      <w:tr>
+        <w:tc>
+          <w:p>
+            <w:pPr>
+              <w:pStyle w:val="Compact"/>
+              <w:jc w:val="left"/>
+            </w:pPr>
+            <w:r>
+              <w:t xml:space="preserve">You cannot sign in yourself</w:t>
+            </w:r>
+          </w:p>
+        </w:tc>
+        <w:tc>
+          <w:p>
+            <w:pPr>
+              <w:pStyle w:val="Compact"/>
+              <w:jc w:val="left"/>
+            </w:pPr>
+            <w:r>
+              <w:t xml:space="preserve">Usually the Merchant page instead of the Staff page, or the wrong capital letters in the username. Otherwise ask for a password reset.</w:t>
+            </w:r>
+          </w:p>
+        </w:tc>
+      </w:tr>
+      <w:tr>
+        <w:tc>
+          <w:p>
+            <w:pPr>
+              <w:pStyle w:val="Compact"/>
+              <w:jc w:val="left"/>
+            </w:pPr>
+            <w:r>
+              <w:t xml:space="preserve">A payment looks stuck</w:t>
+            </w:r>
+          </w:p>
+        </w:tc>
+        <w:tc>
+          <w:p>
+            <w:pPr>
+              <w:pStyle w:val="Compact"/>
+              <w:jc w:val="left"/>
+            </w:pPr>
+            <w:r>
+              <w:t xml:space="preserve">Payments confirm on their own, usually within seconds, and anything still waiting is re-checked automatically. Not something you fix from this page.</w:t>
+            </w:r>
+          </w:p>
+        </w:tc>
+      </w:tr>
+      <w:tr>
+        <w:tc>
+          <w:p>
+            <w:pPr>
+              <w:pStyle w:val="Compact"/>
+              <w:jc w:val="left"/>
+            </w:pPr>
+            <w:r>
+              <w:t xml:space="preserve">Someone you do not recognise in</w:t>
+            </w:r>
+            <w:r>
+              <w:t xml:space="preserve"> </w:t>
+            </w:r>
+            <w:r>
+              <w:rPr>
+                <w:bCs/>
+                <w:b/>
+              </w:rPr>
+              <w:t xml:space="preserve">Staff accounts</w:t>
+            </w:r>
+          </w:p>
+        </w:tc>
+        <w:tc>
+          <w:p>
+            <w:pPr>
+              <w:pStyle w:val="Compact"/>
+              <w:jc w:val="left"/>
+            </w:pPr>
+            <w:r>
+              <w:t xml:space="preserve">Treat it seriously and raise it at once. Anyone listed there can approve businesses, and so can direct money to a phone number.</w:t>
+            </w:r>
+          </w:p>
+        </w:tc>
+      </w:tr>
+    </w:tbl>
     <w:p>
       <w:r>
         <w:pict>
@@ -1328,189 +1928,254 @@
         </w:pict>
       </w:r>
     </w:p>
-    <w:bookmarkEnd w:id="28"/>
-    <w:bookmarkStart w:id="29" w:name="words-you-will-see"/>
+    <w:bookmarkEnd w:id="33"/>
+    <w:bookmarkStart w:id="34" w:name="words-you-will-see"/>
     <w:p>
       <w:pPr>
         <w:pStyle w:val="Heading2"/>
       </w:pPr>
       <w:r>
-        <w:t xml:space="preserve">Words you will see</w:t>
-      </w:r>
-    </w:p>
-    <w:p>
-      <w:pPr>
-        <w:numPr>
-          <w:ilvl w:val="0"/>
-          <w:numId w:val="1008"/>
-        </w:numPr>
-        <w:pStyle w:val="Compact"/>
-      </w:pPr>
-      <w:r>
-        <w:rPr>
-          <w:bCs/>
-          <w:b/>
-        </w:rPr>
-        <w:t xml:space="preserve">Pending</w:t>
-      </w:r>
-      <w:r>
-        <w:t xml:space="preserve"> </w:t>
-      </w:r>
-      <w:r>
-        <w:t xml:space="preserve">- signed up, waiting for your decision, can do nothing yet.</w:t>
-      </w:r>
-    </w:p>
-    <w:p>
-      <w:pPr>
-        <w:numPr>
-          <w:ilvl w:val="0"/>
-          <w:numId w:val="1008"/>
-        </w:numPr>
-        <w:pStyle w:val="Compact"/>
-      </w:pPr>
-      <w:r>
-        <w:rPr>
-          <w:bCs/>
-          <w:b/>
-        </w:rPr>
-        <w:t xml:space="preserve">Approved</w:t>
-      </w:r>
-      <w:r>
-        <w:t xml:space="preserve"> </w:t>
-      </w:r>
-      <w:r>
-        <w:t xml:space="preserve">(shown as</w:t>
-      </w:r>
-      <w:r>
-        <w:t xml:space="preserve"> </w:t>
-      </w:r>
-      <w:r>
-        <w:rPr>
-          <w:iCs/>
-          <w:i/>
-        </w:rPr>
-        <w:t xml:space="preserve">active</w:t>
-      </w:r>
-      <w:r>
-        <w:t xml:space="preserve">) - can sign in and take payments.</w:t>
-      </w:r>
-    </w:p>
-    <w:p>
-      <w:pPr>
-        <w:numPr>
-          <w:ilvl w:val="0"/>
-          <w:numId w:val="1008"/>
-        </w:numPr>
-        <w:pStyle w:val="Compact"/>
-      </w:pPr>
-      <w:r>
-        <w:rPr>
-          <w:bCs/>
-          <w:b/>
-        </w:rPr>
-        <w:t xml:space="preserve">Rejected</w:t>
-      </w:r>
-      <w:r>
-        <w:t xml:space="preserve"> </w:t>
-      </w:r>
-      <w:r>
-        <w:t xml:space="preserve">- turned down, locked out.</w:t>
-      </w:r>
-    </w:p>
-    <w:p>
-      <w:pPr>
-        <w:numPr>
-          <w:ilvl w:val="0"/>
-          <w:numId w:val="1008"/>
-        </w:numPr>
-        <w:pStyle w:val="Compact"/>
-      </w:pPr>
-      <w:r>
-        <w:rPr>
-          <w:bCs/>
-          <w:b/>
-        </w:rPr>
-        <w:t xml:space="preserve">Settles to</w:t>
-      </w:r>
-      <w:r>
-        <w:t xml:space="preserve"> </w:t>
-      </w:r>
-      <w:r>
-        <w:t xml:space="preserve">- the network and phone number where a business receives its money.</w:t>
-      </w:r>
-    </w:p>
-    <w:p>
-      <w:pPr>
-        <w:numPr>
-          <w:ilvl w:val="0"/>
-          <w:numId w:val="1008"/>
-        </w:numPr>
-        <w:pStyle w:val="Compact"/>
-      </w:pPr>
-      <w:r>
-        <w:rPr>
-          <w:bCs/>
-          <w:b/>
-        </w:rPr>
-        <w:t xml:space="preserve">Till code</w:t>
-      </w:r>
-      <w:r>
-        <w:t xml:space="preserve"> </w:t>
-      </w:r>
-      <w:r>
-        <w:t xml:space="preserve">- the short number a customer can dial to pay a business from a basic phone.</w:t>
-      </w:r>
-    </w:p>
-    <w:p>
-      <w:pPr>
-        <w:numPr>
-          <w:ilvl w:val="0"/>
-          <w:numId w:val="1008"/>
-        </w:numPr>
-        <w:pStyle w:val="Compact"/>
-      </w:pPr>
-      <w:r>
-        <w:rPr>
-          <w:bCs/>
-          <w:b/>
-        </w:rPr>
-        <w:t xml:space="preserve">Same-network payment</w:t>
-      </w:r>
-      <w:r>
-        <w:t xml:space="preserve"> </w:t>
-      </w:r>
-      <w:r>
-        <w:t xml:space="preserve">- when a customer pays a business on the same mobile money network, the</w:t>
-      </w:r>
-      <w:r>
-        <w:t xml:space="preserve"> </w:t>
-      </w:r>
-      <w:r>
-        <w:t xml:space="preserve">money goes straight to the business and the</w:t>
-      </w:r>
-      <w:r>
-        <w:t xml:space="preserve"> </w:t>
-      </w:r>
-      <w:r>
-        <w:rPr>
-          <w:iCs/>
-          <w:i/>
-        </w:rPr>
-        <w:t xml:space="preserve">owner</w:t>
-      </w:r>
-      <w:r>
-        <w:t xml:space="preserve"> </w:t>
-      </w:r>
-      <w:r>
-        <w:t xml:space="preserve">confirms they received it. It never appears on</w:t>
-      </w:r>
-      <w:r>
-        <w:t xml:space="preserve"> </w:t>
-      </w:r>
-      <w:r>
-        <w:t xml:space="preserve">your page.</w:t>
-      </w:r>
-    </w:p>
+        <w:t xml:space="preserve">8. Words you will see</w:t>
+      </w:r>
+    </w:p>
+    <w:tbl>
+      <w:tblPr>
+        <w:tblStyle w:val="Table"/>
+        <w:tblW w:type="pct" w:w="5000.0"/>
+        <w:tblLook w:firstRow="1" w:lastRow="0" w:firstColumn="0" w:lastColumn="0" w:noHBand="0" w:noVBand="0" w:val="0020"/>
+      </w:tblPr>
+      <w:tblGrid>
+        <w:gridCol w:w="3960"/>
+        <w:gridCol w:w="3960"/>
+      </w:tblGrid>
+      <w:tr>
+        <w:tc>
+          <w:p>
+            <w:pPr>
+              <w:pStyle w:val="Compact"/>
+              <w:jc w:val="left"/>
+            </w:pPr>
+            <w:r>
+              <w:t xml:space="preserve">Word</w:t>
+            </w:r>
+          </w:p>
+        </w:tc>
+        <w:tc>
+          <w:p>
+            <w:pPr>
+              <w:pStyle w:val="Compact"/>
+              <w:jc w:val="left"/>
+            </w:pPr>
+            <w:r>
+              <w:t xml:space="preserve">Meaning</w:t>
+            </w:r>
+          </w:p>
+        </w:tc>
+      </w:tr>
+      <w:tr>
+        <w:tc>
+          <w:p>
+            <w:pPr>
+              <w:pStyle w:val="Compact"/>
+              <w:jc w:val="left"/>
+            </w:pPr>
+            <w:r>
+              <w:rPr>
+                <w:bCs/>
+                <w:b/>
+              </w:rPr>
+              <w:t xml:space="preserve">Pending</w:t>
+            </w:r>
+          </w:p>
+        </w:tc>
+        <w:tc>
+          <w:p>
+            <w:pPr>
+              <w:pStyle w:val="Compact"/>
+              <w:jc w:val="left"/>
+            </w:pPr>
+            <w:r>
+              <w:t xml:space="preserve">Signed up, waiting on your decision, can do nothing yet</w:t>
+            </w:r>
+          </w:p>
+        </w:tc>
+      </w:tr>
+      <w:tr>
+        <w:tc>
+          <w:p>
+            <w:pPr>
+              <w:pStyle w:val="Compact"/>
+              <w:jc w:val="left"/>
+            </w:pPr>
+            <w:r>
+              <w:rPr>
+                <w:bCs/>
+                <w:b/>
+              </w:rPr>
+              <w:t xml:space="preserve">Approved</w:t>
+            </w:r>
+            <w:r>
+              <w:t xml:space="preserve"> </w:t>
+            </w:r>
+            <w:r>
+              <w:t xml:space="preserve">(shown as</w:t>
+            </w:r>
+            <w:r>
+              <w:t xml:space="preserve"> </w:t>
+            </w:r>
+            <w:r>
+              <w:rPr>
+                <w:iCs/>
+                <w:i/>
+              </w:rPr>
+              <w:t xml:space="preserve">active</w:t>
+            </w:r>
+            <w:r>
+              <w:t xml:space="preserve">)</w:t>
+            </w:r>
+          </w:p>
+        </w:tc>
+        <w:tc>
+          <w:p>
+            <w:pPr>
+              <w:pStyle w:val="Compact"/>
+              <w:jc w:val="left"/>
+            </w:pPr>
+            <w:r>
+              <w:t xml:space="preserve">Can sign in and take payments</w:t>
+            </w:r>
+          </w:p>
+        </w:tc>
+      </w:tr>
+      <w:tr>
+        <w:tc>
+          <w:p>
+            <w:pPr>
+              <w:pStyle w:val="Compact"/>
+              <w:jc w:val="left"/>
+            </w:pPr>
+            <w:r>
+              <w:rPr>
+                <w:bCs/>
+                <w:b/>
+              </w:rPr>
+              <w:t xml:space="preserve">Rejected</w:t>
+            </w:r>
+          </w:p>
+        </w:tc>
+        <w:tc>
+          <w:p>
+            <w:pPr>
+              <w:pStyle w:val="Compact"/>
+              <w:jc w:val="left"/>
+            </w:pPr>
+            <w:r>
+              <w:t xml:space="preserve">Turned down and locked out, but can be re-approved</w:t>
+            </w:r>
+          </w:p>
+        </w:tc>
+      </w:tr>
+      <w:tr>
+        <w:tc>
+          <w:p>
+            <w:pPr>
+              <w:pStyle w:val="Compact"/>
+              <w:jc w:val="left"/>
+            </w:pPr>
+            <w:r>
+              <w:rPr>
+                <w:bCs/>
+                <w:b/>
+              </w:rPr>
+              <w:t xml:space="preserve">Settles to</w:t>
+            </w:r>
+          </w:p>
+        </w:tc>
+        <w:tc>
+          <w:p>
+            <w:pPr>
+              <w:pStyle w:val="Compact"/>
+              <w:jc w:val="left"/>
+            </w:pPr>
+            <w:r>
+              <w:t xml:space="preserve">The network and phone number where a business receives its money</w:t>
+            </w:r>
+          </w:p>
+        </w:tc>
+      </w:tr>
+      <w:tr>
+        <w:tc>
+          <w:p>
+            <w:pPr>
+              <w:pStyle w:val="Compact"/>
+              <w:jc w:val="left"/>
+            </w:pPr>
+            <w:r>
+              <w:rPr>
+                <w:bCs/>
+                <w:b/>
+              </w:rPr>
+              <w:t xml:space="preserve">Till code</w:t>
+            </w:r>
+          </w:p>
+        </w:tc>
+        <w:tc>
+          <w:p>
+            <w:pPr>
+              <w:pStyle w:val="Compact"/>
+              <w:jc w:val="left"/>
+            </w:pPr>
+            <w:r>
+              <w:t xml:space="preserve">The short number a customer dials to pay a business from a basic phone</w:t>
+            </w:r>
+          </w:p>
+        </w:tc>
+      </w:tr>
+      <w:tr>
+        <w:tc>
+          <w:p>
+            <w:pPr>
+              <w:pStyle w:val="Compact"/>
+              <w:jc w:val="left"/>
+            </w:pPr>
+            <w:r>
+              <w:rPr>
+                <w:bCs/>
+                <w:b/>
+              </w:rPr>
+              <w:t xml:space="preserve">Same-network payment</w:t>
+            </w:r>
+          </w:p>
+        </w:tc>
+        <w:tc>
+          <w:p>
+            <w:pPr>
+              <w:pStyle w:val="Compact"/>
+              <w:jc w:val="left"/>
+            </w:pPr>
+            <w:r>
+              <w:t xml:space="preserve">When a customer pays a business on the same mobile money network, the money goes straight to the business and the</w:t>
+            </w:r>
+            <w:r>
+              <w:t xml:space="preserve"> </w:t>
+            </w:r>
+            <w:r>
+              <w:rPr>
+                <w:iCs/>
+                <w:i/>
+              </w:rPr>
+              <w:t xml:space="preserve">owner</w:t>
+            </w:r>
+            <w:r>
+              <w:t xml:space="preserve"> </w:t>
+            </w:r>
+            <w:r>
+              <w:t xml:space="preserve">confirms they received it. It never reaches your page.</w:t>
+            </w:r>
+          </w:p>
+        </w:tc>
+      </w:tr>
+    </w:tbl>
     <w:p>
       <w:r>
         <w:pict>
@@ -1518,8 +2183,8 @@
         </w:pict>
       </w:r>
     </w:p>
-    <w:bookmarkEnd w:id="29"/>
-    <w:bookmarkStart w:id="30" w:name="X8924a9a7f4a368126516d467e621418ad8de603"/>
+    <w:bookmarkEnd w:id="34"/>
+    <w:bookmarkStart w:id="35" w:name="X8924a9a7f4a368126516d467e621418ad8de603"/>
     <w:p>
       <w:pPr>
         <w:pStyle w:val="Heading2"/>
@@ -1560,7 +2225,13 @@
         <w:pStyle w:val="FirstParagraph"/>
       </w:pPr>
       <w:r>
-        <w:t xml:space="preserve">Remove a staff member (refuses to remove the last remaining account, and signs them out everywhere):</w:t>
+        <w:t xml:space="preserve">Remove a staff member. This signs them out everywhere, and refuses to remove the last remaining</w:t>
+      </w:r>
+      <w:r>
+        <w:t xml:space="preserve"> </w:t>
+      </w:r>
+      <w:r>
+        <w:t xml:space="preserve">account:</w:t>
       </w:r>
     </w:p>
     <w:p>
@@ -1618,22 +2289,7 @@
         <w:t xml:space="preserve">account rather than creating a second one.</w:t>
       </w:r>
     </w:p>
-    <w:p>
-      <w:pPr>
-        <w:pStyle w:val="BodyText"/>
-      </w:pPr>
-      <w:r>
-        <w:t xml:space="preserve">Reversing a rejected business currently has no command - it needs a direct call to the approve</w:t>
-      </w:r>
-      <w:r>
-        <w:t xml:space="preserve"> </w:t>
-      </w:r>
-      <w:r>
-        <w:t xml:space="preserve">endpoint or a database change.</w:t>
-      </w:r>
-    </w:p>
-    <w:bookmarkEnd w:id="30"/>
-    <w:bookmarkEnd w:id="31"/>
+    <w:bookmarkEnd w:id="35"/>
     <w:sectPr/>
   </w:body>
 </w:document>
@@ -1935,6 +2591,9 @@
     </w:lvlOverride>
   </w:num>
   <w:num w:numId="1002">
+    <w:abstractNumId w:val="991"/>
+  </w:num>
+  <w:num w:numId="1003">
     <w:abstractNumId w:val="99411"/>
     <w:lvlOverride w:ilvl="0">
       <w:startOverride w:val="1"/>
@@ -1963,51 +2622,6 @@
     <w:lvlOverride w:ilvl="8">
       <w:startOverride w:val="1"/>
     </w:lvlOverride>
-  </w:num>
-  <w:num w:numId="1003">
-    <w:abstractNumId w:val="991"/>
-  </w:num>
-  <w:num w:numId="1004">
-    <w:abstractNumId w:val="991"/>
-  </w:num>
-  <w:num w:numId="1005">
-    <w:abstractNumId w:val="991"/>
-  </w:num>
-  <w:num w:numId="1006">
-    <w:abstractNumId w:val="99411"/>
-    <w:lvlOverride w:ilvl="0">
-      <w:startOverride w:val="1"/>
-    </w:lvlOverride>
-    <w:lvlOverride w:ilvl="1">
-      <w:startOverride w:val="1"/>
-    </w:lvlOverride>
-    <w:lvlOverride w:ilvl="2">
-      <w:startOverride w:val="1"/>
-    </w:lvlOverride>
-    <w:lvlOverride w:ilvl="3">
-      <w:startOverride w:val="1"/>
-    </w:lvlOverride>
-    <w:lvlOverride w:ilvl="4">
-      <w:startOverride w:val="1"/>
-    </w:lvlOverride>
-    <w:lvlOverride w:ilvl="5">
-      <w:startOverride w:val="1"/>
-    </w:lvlOverride>
-    <w:lvlOverride w:ilvl="6">
-      <w:startOverride w:val="1"/>
-    </w:lvlOverride>
-    <w:lvlOverride w:ilvl="7">
-      <w:startOverride w:val="1"/>
-    </w:lvlOverride>
-    <w:lvlOverride w:ilvl="8">
-      <w:startOverride w:val="1"/>
-    </w:lvlOverride>
-  </w:num>
-  <w:num w:numId="1007">
-    <w:abstractNumId w:val="991"/>
-  </w:num>
-  <w:num w:numId="1008">
-    <w:abstractNumId w:val="991"/>
   </w:num>
 </w:numbering>
 </file>

--- a/docs/DRC-Pay-Staff-Guide.docx
+++ b/docs/DRC-Pay-Staff-Guide.docx
@@ -403,7 +403,7 @@
         <w:pStyle w:val="FirstParagraph"/>
       </w:pPr>
       <w:r>
-        <w:t xml:space="preserve">The Staff page asks for a password</w:t>
+        <w:t xml:space="preserve">Open the Staff page address and sign in with</w:t>
       </w:r>
       <w:r>
         <w:t xml:space="preserve"> </w:t>
@@ -413,175 +413,13 @@
           <w:bCs/>
           <w:b/>
         </w:rPr>
-        <w:t xml:space="preserve">twice</w:t>
-      </w:r>
-      <w:r>
-        <w:t xml:space="preserve">, and they are two different passwords.</w:t>
-      </w:r>
-    </w:p>
-    <w:tbl>
-      <w:tblPr>
-        <w:tblStyle w:val="Table"/>
-        <w:tblW w:type="pct" w:w="5000.0"/>
-        <w:tblLook w:firstRow="1" w:lastRow="0" w:firstColumn="0" w:lastColumn="0" w:noHBand="0" w:noVBand="0" w:val="0020"/>
-      </w:tblPr>
-      <w:tblGrid>
-        <w:gridCol w:w="2640"/>
-        <w:gridCol w:w="2640"/>
-        <w:gridCol w:w="2640"/>
-      </w:tblGrid>
-      <w:tr>
-        <w:tc>
-          <w:p>
-            <w:pPr>
-              <w:pStyle w:val="Compact"/>
-              <w:jc w:val="left"/>
-            </w:pPr>
-            <w:r>
-              <w:t xml:space="preserve">Step</w:t>
-            </w:r>
-          </w:p>
-        </w:tc>
-        <w:tc>
-          <w:p>
-            <w:pPr>
-              <w:pStyle w:val="Compact"/>
-              <w:jc w:val="left"/>
-            </w:pPr>
-            <w:r>
-              <w:t xml:space="preserve">What appears</w:t>
-            </w:r>
-          </w:p>
-        </w:tc>
-        <w:tc>
-          <w:p>
-            <w:pPr>
-              <w:pStyle w:val="Compact"/>
-              <w:jc w:val="left"/>
-            </w:pPr>
-            <w:r>
-              <w:t xml:space="preserve">What to enter</w:t>
-            </w:r>
-          </w:p>
-        </w:tc>
-      </w:tr>
-      <w:tr>
-        <w:tc>
-          <w:p>
-            <w:pPr>
-              <w:pStyle w:val="Compact"/>
-              <w:jc w:val="left"/>
-            </w:pPr>
-            <w:r>
-              <w:t xml:space="preserve">1</w:t>
-            </w:r>
-          </w:p>
-        </w:tc>
-        <w:tc>
-          <w:p>
-            <w:pPr>
-              <w:pStyle w:val="Compact"/>
-              <w:jc w:val="left"/>
-            </w:pPr>
-            <w:r>
-              <w:t xml:space="preserve">A small grey box from your browser</w:t>
-            </w:r>
-          </w:p>
-        </w:tc>
-        <w:tc>
-          <w:p>
-            <w:pPr>
-              <w:pStyle w:val="Compact"/>
-              <w:jc w:val="left"/>
-            </w:pPr>
-            <w:r>
-              <w:t xml:space="preserve">Username</w:t>
-            </w:r>
-            <w:r>
-              <w:t xml:space="preserve"> </w:t>
-            </w:r>
-            <w:r>
-              <w:rPr>
-                <w:rStyle w:val="VerbatimChar"/>
-              </w:rPr>
-              <w:t xml:space="preserve">drcpay</w:t>
-            </w:r>
-            <w:r>
-              <w:t xml:space="preserve">, and the shared site password</w:t>
-            </w:r>
-          </w:p>
-        </w:tc>
-      </w:tr>
-      <w:tr>
-        <w:tc>
-          <w:p>
-            <w:pPr>
-              <w:pStyle w:val="Compact"/>
-              <w:jc w:val="left"/>
-            </w:pPr>
-            <w:r>
-              <w:t xml:space="preserve">2</w:t>
-            </w:r>
-          </w:p>
-        </w:tc>
-        <w:tc>
-          <w:p>
-            <w:pPr>
-              <w:pStyle w:val="Compact"/>
-              <w:jc w:val="left"/>
-            </w:pPr>
-            <w:r>
-              <w:t xml:space="preserve">The page’s own</w:t>
-            </w:r>
-            <w:r>
-              <w:t xml:space="preserve"> </w:t>
-            </w:r>
-            <w:r>
-              <w:t xml:space="preserve">“</w:t>
-            </w:r>
-            <w:r>
-              <w:t xml:space="preserve">Staff sign in</w:t>
-            </w:r>
-            <w:r>
-              <w:t xml:space="preserve">”</w:t>
-            </w:r>
-            <w:r>
-              <w:t xml:space="preserve"> </w:t>
-            </w:r>
-            <w:r>
-              <w:t xml:space="preserve">form</w:t>
-            </w:r>
-          </w:p>
-        </w:tc>
-        <w:tc>
-          <w:p>
-            <w:pPr>
-              <w:pStyle w:val="Compact"/>
-              <w:jc w:val="left"/>
-            </w:pPr>
-            <w:r>
-              <w:rPr>
-                <w:bCs/>
-                <w:b/>
-              </w:rPr>
-              <w:t xml:space="preserve">Your own</w:t>
-            </w:r>
-            <w:r>
-              <w:t xml:space="preserve"> </w:t>
-            </w:r>
-            <w:r>
-              <w:t xml:space="preserve">staff username and password</w:t>
-            </w:r>
-          </w:p>
-        </w:tc>
-      </w:tr>
-    </w:tbl>
-    <w:p>
-      <w:pPr>
-        <w:pStyle w:val="BodyText"/>
-      </w:pPr>
-      <w:r>
-        <w:t xml:space="preserve">Step 1 is a shared password protecting the whole demo site. Step 2 is your personal account.</w:t>
+        <w:t xml:space="preserve">your own</w:t>
+      </w:r>
+      <w:r>
+        <w:t xml:space="preserve"> </w:t>
+      </w:r>
+      <w:r>
+        <w:t xml:space="preserve">staff username and password.</w:t>
       </w:r>
     </w:p>
     <w:p>
@@ -644,7 +482,28 @@
         <w:pStyle w:val="BodyText"/>
       </w:pPr>
       <w:r>
-        <w:t xml:space="preserve">If you never get past the grey box to this form, you are on the wrong address.</w:t>
+        <w:t xml:space="preserve">That is the only password you need. If you reach a page that asks for a business name and payout</w:t>
+      </w:r>
+      <w:r>
+        <w:t xml:space="preserve"> </w:t>
+      </w:r>
+      <w:r>
+        <w:t xml:space="preserve">number instead, you are on the Merchant page - add</w:t>
+      </w:r>
+      <w:r>
+        <w:t xml:space="preserve"> </w:t>
+      </w:r>
+      <w:r>
+        <w:rPr>
+          <w:rStyle w:val="VerbatimChar"/>
+        </w:rPr>
+        <w:t xml:space="preserve">/staff/</w:t>
+      </w:r>
+      <w:r>
+        <w:t xml:space="preserve"> </w:t>
+      </w:r>
+      <w:r>
+        <w:t xml:space="preserve">to the address.</w:t>
       </w:r>
     </w:p>
     <w:p>
